--- a/docs/使用说明.docx
+++ b/docs/使用说明.docx
@@ -85,7 +85,15 @@
       </w:r>
       <w:r>
         <w:rPr/>
-        <w:t xml:space="preserve">章把服务跑起来，第 </w:t>
+        <w:t xml:space="preserve">章先装好并启动（不想手动敲命令就直接看 </w:t>
+      </w:r>
+      <w:r>
+        <w:rPr/>
+        <w:t>1.2</w:t>
+      </w:r>
+      <w:r>
+        <w:rPr/>
+        <w:t xml:space="preserve">），第 </w:t>
       </w:r>
       <w:r>
         <w:rPr/>
@@ -93,7 +101,7 @@
       </w:r>
       <w:r>
         <w:rPr/>
-        <w:t xml:space="preserve">章讲三个流程怎么用，遇到问题看第 </w:t>
+        <w:t xml:space="preserve">章讲各流程怎么用，遇到问题看第 </w:t>
       </w:r>
       <w:r>
         <w:rPr/>
@@ -667,7 +675,7 @@
       </w:r>
       <w:r>
         <w:rPr/>
-        <w:t>1.6</w:t>
+        <w:t>1.7</w:t>
       </w:r>
       <w:r>
         <w:rPr/>
@@ -687,7 +695,158 @@
       </w:r>
       <w:r>
         <w:rPr/>
-        <w:t>安装</w:t>
+        <w:t xml:space="preserve">方法一：让 </w:t>
+      </w:r>
+      <w:r>
+        <w:rPr/>
+        <w:t xml:space="preserve">agent </w:t>
+      </w:r>
+      <w:r>
+        <w:rPr/>
+        <w:t xml:space="preserve">工具帮你装（以 </w:t>
+      </w:r>
+      <w:r>
+        <w:rPr/>
+        <w:t xml:space="preserve">WorkBuddy </w:t>
+      </w:r>
+      <w:r>
+        <w:rPr/>
+        <w:t>为例）</w:t>
+      </w:r>
+    </w:p>
+    <w:p>
+      <w:pPr>
+        <w:pStyle w:val="BodyText"/>
+        <w:bidi w:val="0"/>
+        <w:jc w:val="left"/>
+        <w:rPr/>
+      </w:pPr>
+      <w:r>
+        <w:rPr/>
+        <w:t xml:space="preserve">本机装了桌面 </w:t>
+      </w:r>
+      <w:r>
+        <w:rPr/>
+        <w:t xml:space="preserve">agent </w:t>
+      </w:r>
+      <w:r>
+        <w:rPr/>
+        <w:t xml:space="preserve">的话，安装这件事可以直接交给它。下面以 </w:t>
+      </w:r>
+      <w:r>
+        <w:rPr>
+          <w:rStyle w:val="Strong"/>
+        </w:rPr>
+        <w:t>WorkBuddy</w:t>
+      </w:r>
+      <w:r>
+        <w:rPr/>
+        <w:t xml:space="preserve">（腾讯，本机路径 </w:t>
+      </w:r>
+      <w:r>
+        <w:rPr>
+          <w:rStyle w:val="SourceText"/>
+        </w:rPr>
+        <w:t>/Applications/WorkBuddy.app</w:t>
+      </w:r>
+      <w:r>
+        <w:rPr/>
+        <w:t>）为例，</w:t>
+      </w:r>
+    </w:p>
+    <w:p>
+      <w:pPr>
+        <w:pStyle w:val="BodyText"/>
+        <w:bidi w:val="0"/>
+        <w:jc w:val="left"/>
+        <w:rPr/>
+      </w:pPr>
+      <w:r>
+        <w:rPr/>
+        <w:t xml:space="preserve">其它能执行终端命令的 </w:t>
+      </w:r>
+      <w:r>
+        <w:rPr/>
+        <w:t>agent</w:t>
+      </w:r>
+      <w:r>
+        <w:rPr/>
+        <w:t>（</w:t>
+      </w:r>
+      <w:r>
+        <w:rPr/>
+        <w:t>Cursor</w:t>
+      </w:r>
+      <w:r>
+        <w:rPr/>
+        <w:t>、</w:t>
+      </w:r>
+      <w:r>
+        <w:rPr/>
+        <w:t>Claude Code</w:t>
+      </w:r>
+      <w:r>
+        <w:rPr/>
+        <w:t>、</w:t>
+      </w:r>
+      <w:r>
+        <w:rPr/>
+        <w:t xml:space="preserve">Codex </w:t>
+      </w:r>
+      <w:r>
+        <w:rPr/>
+        <w:t>等）同样适用。</w:t>
+      </w:r>
+    </w:p>
+    <w:p>
+      <w:pPr>
+        <w:pStyle w:val="BodyText"/>
+        <w:numPr>
+          <w:ilvl w:val="0"/>
+          <w:numId w:val="1"/>
+        </w:numPr>
+        <w:tabs>
+          <w:tab w:val="clear" w:pos="709"/>
+          <w:tab w:val="left" w:pos="859" w:leader="none"/>
+        </w:tabs>
+        <w:bidi w:val="0"/>
+        <w:spacing w:before="150" w:after="0"/>
+        <w:ind w:hanging="283" w:left="859"/>
+        <w:jc w:val="left"/>
+        <w:rPr/>
+      </w:pPr>
+      <w:r>
+        <w:rPr/>
+        <w:t xml:space="preserve">打开 </w:t>
+      </w:r>
+      <w:r>
+        <w:rPr/>
+        <w:t>WorkBuddy</w:t>
+      </w:r>
+      <w:r>
+        <w:rPr/>
+        <w:t xml:space="preserve">，新建一个对话。 </w:t>
+      </w:r>
+    </w:p>
+    <w:p>
+      <w:pPr>
+        <w:pStyle w:val="BodyText"/>
+        <w:numPr>
+          <w:ilvl w:val="0"/>
+          <w:numId w:val="1"/>
+        </w:numPr>
+        <w:tabs>
+          <w:tab w:val="clear" w:pos="709"/>
+          <w:tab w:val="left" w:pos="859" w:leader="none"/>
+        </w:tabs>
+        <w:bidi w:val="0"/>
+        <w:ind w:hanging="283" w:left="859"/>
+        <w:jc w:val="left"/>
+        <w:rPr/>
+      </w:pPr>
+      <w:r>
+        <w:rPr/>
+        <w:t xml:space="preserve">把下面这段原样粘进去。它会自己克隆仓库、装依赖、构建前端、启动服务，并把自检结果回报给你。 </w:t>
       </w:r>
     </w:p>
     <w:p>
@@ -701,6 +860,633 @@
         <w:rPr>
           <w:rStyle w:val="SourceText"/>
         </w:rPr>
+        <w:t>帮我在本机把这个开源项目跑起来：</w:t>
+      </w:r>
+      <w:r>
+        <w:rPr>
+          <w:rStyle w:val="SourceText"/>
+        </w:rPr>
+        <w:t>https://github.com/dhk1413-del/deckforge</w:t>
+      </w:r>
+    </w:p>
+    <w:p>
+      <w:pPr>
+        <w:pStyle w:val="PreformattedText"/>
+        <w:bidi w:val="0"/>
+        <w:jc w:val="left"/>
+        <w:rPr/>
+      </w:pPr>
+      <w:r>
+        <w:rPr/>
+      </w:r>
+    </w:p>
+    <w:p>
+      <w:pPr>
+        <w:pStyle w:val="PreformattedText"/>
+        <w:bidi w:val="0"/>
+        <w:jc w:val="left"/>
+        <w:rPr/>
+      </w:pPr>
+      <w:r>
+        <w:rPr>
+          <w:rStyle w:val="SourceText"/>
+        </w:rPr>
+        <w:t>要求：</w:t>
+      </w:r>
+    </w:p>
+    <w:p>
+      <w:pPr>
+        <w:pStyle w:val="PreformattedText"/>
+        <w:bidi w:val="0"/>
+        <w:jc w:val="left"/>
+        <w:rPr/>
+      </w:pPr>
+      <w:r>
+        <w:rPr>
+          <w:rStyle w:val="SourceText"/>
+        </w:rPr>
+        <w:t xml:space="preserve">1) </w:t>
+      </w:r>
+      <w:r>
+        <w:rPr>
+          <w:rStyle w:val="SourceText"/>
+        </w:rPr>
+        <w:t xml:space="preserve">克隆到 </w:t>
+      </w:r>
+      <w:r>
+        <w:rPr>
+          <w:rStyle w:val="SourceText"/>
+        </w:rPr>
+        <w:t>~/Documents/deckforge</w:t>
+      </w:r>
+      <w:r>
+        <w:rPr>
+          <w:rStyle w:val="SourceText"/>
+        </w:rPr>
+        <w:t>（目录已存在就跳过克隆，不要覆盖我已有的改动）</w:t>
+      </w:r>
+    </w:p>
+    <w:p>
+      <w:pPr>
+        <w:pStyle w:val="PreformattedText"/>
+        <w:bidi w:val="0"/>
+        <w:jc w:val="left"/>
+        <w:rPr/>
+      </w:pPr>
+      <w:r>
+        <w:rPr>
+          <w:rStyle w:val="SourceText"/>
+        </w:rPr>
+        <w:t xml:space="preserve">2) </w:t>
+      </w:r>
+      <w:r>
+        <w:rPr>
+          <w:rStyle w:val="SourceText"/>
+        </w:rPr>
+        <w:t xml:space="preserve">进入 </w:t>
+      </w:r>
+      <w:r>
+        <w:rPr>
+          <w:rStyle w:val="SourceText"/>
+        </w:rPr>
+        <w:t xml:space="preserve">web/ </w:t>
+      </w:r>
+      <w:r>
+        <w:rPr>
+          <w:rStyle w:val="SourceText"/>
+        </w:rPr>
+        <w:t xml:space="preserve">执行 </w:t>
+      </w:r>
+      <w:r>
+        <w:rPr>
+          <w:rStyle w:val="SourceText"/>
+        </w:rPr>
+        <w:t>npm install &amp;&amp; npm run build</w:t>
+      </w:r>
+    </w:p>
+    <w:p>
+      <w:pPr>
+        <w:pStyle w:val="PreformattedText"/>
+        <w:bidi w:val="0"/>
+        <w:jc w:val="left"/>
+        <w:rPr/>
+      </w:pPr>
+      <w:r>
+        <w:rPr>
+          <w:rStyle w:val="SourceText"/>
+        </w:rPr>
+        <w:t xml:space="preserve">3) </w:t>
+      </w:r>
+      <w:r>
+        <w:rPr>
+          <w:rStyle w:val="SourceText"/>
+        </w:rPr>
+        <w:t xml:space="preserve">回到仓库根执行 </w:t>
+      </w:r>
+      <w:r>
+        <w:rPr>
+          <w:rStyle w:val="SourceText"/>
+        </w:rPr>
+        <w:t>bash server/start-lan.sh</w:t>
+      </w:r>
+    </w:p>
+    <w:p>
+      <w:pPr>
+        <w:pStyle w:val="PreformattedText"/>
+        <w:bidi w:val="0"/>
+        <w:jc w:val="left"/>
+        <w:rPr/>
+      </w:pPr>
+      <w:r>
+        <w:rPr>
+          <w:rStyle w:val="SourceText"/>
+        </w:rPr>
+        <w:t xml:space="preserve">   </w:t>
+      </w:r>
+      <w:r>
+        <w:rPr>
+          <w:rStyle w:val="SourceText"/>
+        </w:rPr>
+        <w:t xml:space="preserve">注意：首次启动会自动创建 </w:t>
+      </w:r>
+      <w:r>
+        <w:rPr>
+          <w:rStyle w:val="SourceText"/>
+        </w:rPr>
+        <w:t xml:space="preserve">.venv </w:t>
+      </w:r>
+      <w:r>
+        <w:rPr>
+          <w:rStyle w:val="SourceText"/>
+        </w:rPr>
+        <w:t xml:space="preserve">并安装 </w:t>
+      </w:r>
+      <w:r>
+        <w:rPr>
+          <w:rStyle w:val="SourceText"/>
+        </w:rPr>
+        <w:t xml:space="preserve">Python </w:t>
+      </w:r>
+      <w:r>
+        <w:rPr>
+          <w:rStyle w:val="SourceText"/>
+        </w:rPr>
+        <w:t xml:space="preserve">依赖与 </w:t>
+      </w:r>
+      <w:r>
+        <w:rPr>
+          <w:rStyle w:val="SourceText"/>
+        </w:rPr>
+        <w:t>PptxGenJS</w:t>
+      </w:r>
+      <w:r>
+        <w:rPr>
+          <w:rStyle w:val="SourceText"/>
+        </w:rPr>
+        <w:t>，需要几分钟，不要中断</w:t>
+      </w:r>
+    </w:p>
+    <w:p>
+      <w:pPr>
+        <w:pStyle w:val="PreformattedText"/>
+        <w:bidi w:val="0"/>
+        <w:jc w:val="left"/>
+        <w:rPr/>
+      </w:pPr>
+      <w:r>
+        <w:rPr>
+          <w:rStyle w:val="SourceText"/>
+        </w:rPr>
+        <w:t xml:space="preserve">4) </w:t>
+      </w:r>
+      <w:r>
+        <w:rPr>
+          <w:rStyle w:val="SourceText"/>
+        </w:rPr>
+        <w:t xml:space="preserve">用 </w:t>
+      </w:r>
+      <w:r>
+        <w:rPr>
+          <w:rStyle w:val="SourceText"/>
+        </w:rPr>
+        <w:t xml:space="preserve">curl -s --noproxy '*' http://127.0.0.1:8641/api/health </w:t>
+      </w:r>
+      <w:r>
+        <w:rPr>
+          <w:rStyle w:val="SourceText"/>
+        </w:rPr>
+        <w:t xml:space="preserve">确认返回里有 </w:t>
+      </w:r>
+      <w:r>
+        <w:rPr>
+          <w:rStyle w:val="SourceText"/>
+        </w:rPr>
+        <w:t>"ok": true</w:t>
+      </w:r>
+    </w:p>
+    <w:p>
+      <w:pPr>
+        <w:pStyle w:val="PreformattedText"/>
+        <w:bidi w:val="0"/>
+        <w:jc w:val="left"/>
+        <w:rPr/>
+      </w:pPr>
+      <w:r>
+        <w:rPr>
+          <w:rStyle w:val="SourceText"/>
+        </w:rPr>
+        <w:t xml:space="preserve">5) </w:t>
+      </w:r>
+      <w:r>
+        <w:rPr>
+          <w:rStyle w:val="SourceText"/>
+        </w:rPr>
+        <w:t xml:space="preserve">跑 </w:t>
+      </w:r>
+      <w:r>
+        <w:rPr>
+          <w:rStyle w:val="SourceText"/>
+        </w:rPr>
+        <w:t>make verify-fast</w:t>
+      </w:r>
+      <w:r>
+        <w:rPr>
+          <w:rStyle w:val="SourceText"/>
+        </w:rPr>
+        <w:t xml:space="preserve">，把它打印的真实结果行（「通过 </w:t>
+      </w:r>
+      <w:r>
+        <w:rPr>
+          <w:rStyle w:val="SourceText"/>
+        </w:rPr>
+        <w:t xml:space="preserve">N </w:t>
+      </w:r>
+      <w:r>
+        <w:rPr>
+          <w:rStyle w:val="SourceText"/>
+        </w:rPr>
+        <w:t xml:space="preserve">项，失败 </w:t>
+      </w:r>
+      <w:r>
+        <w:rPr>
+          <w:rStyle w:val="SourceText"/>
+        </w:rPr>
+        <w:t xml:space="preserve">M </w:t>
+      </w:r>
+      <w:r>
+        <w:rPr>
+          <w:rStyle w:val="SourceText"/>
+        </w:rPr>
+        <w:t>项」和「</w:t>
+      </w:r>
+      <w:r>
+        <w:rPr>
+          <w:rStyle w:val="SourceText"/>
+        </w:rPr>
+        <w:t xml:space="preserve">N </w:t>
+      </w:r>
+      <w:r>
+        <w:rPr>
+          <w:rStyle w:val="SourceText"/>
+        </w:rPr>
+        <w:t>项检查：</w:t>
+      </w:r>
+      <w:r>
+        <w:rPr>
+          <w:rStyle w:val="SourceText"/>
+        </w:rPr>
+        <w:t xml:space="preserve">N </w:t>
+      </w:r>
+      <w:r>
+        <w:rPr>
+          <w:rStyle w:val="SourceText"/>
+        </w:rPr>
+        <w:t xml:space="preserve">通过 </w:t>
+      </w:r>
+      <w:r>
+        <w:rPr>
+          <w:rStyle w:val="SourceText"/>
+        </w:rPr>
+        <w:t xml:space="preserve">/ 0 </w:t>
+      </w:r>
+      <w:r>
+        <w:rPr>
+          <w:rStyle w:val="SourceText"/>
+        </w:rPr>
+        <w:t>失败」）发给我</w:t>
+      </w:r>
+    </w:p>
+    <w:p>
+      <w:pPr>
+        <w:pStyle w:val="PreformattedText"/>
+        <w:bidi w:val="0"/>
+        <w:jc w:val="left"/>
+        <w:rPr/>
+      </w:pPr>
+      <w:r>
+        <w:rPr>
+          <w:rStyle w:val="SourceText"/>
+        </w:rPr>
+        <w:t xml:space="preserve">6) </w:t>
+      </w:r>
+      <w:r>
+        <w:rPr>
+          <w:rStyle w:val="SourceText"/>
+        </w:rPr>
+        <w:t>任何一步失败，把原始报错贴出来，说明原因和你要怎么改，先别自己改代码</w:t>
+      </w:r>
+    </w:p>
+    <w:p>
+      <w:pPr>
+        <w:pStyle w:val="PreformattedText"/>
+        <w:bidi w:val="0"/>
+        <w:jc w:val="left"/>
+        <w:rPr/>
+      </w:pPr>
+      <w:r>
+        <w:rPr/>
+      </w:r>
+    </w:p>
+    <w:p>
+      <w:pPr>
+        <w:pStyle w:val="PreformattedText"/>
+        <w:bidi w:val="0"/>
+        <w:jc w:val="left"/>
+        <w:rPr/>
+      </w:pPr>
+      <w:r>
+        <w:rPr>
+          <w:rStyle w:val="SourceText"/>
+        </w:rPr>
+        <w:t xml:space="preserve">约束：不要修改 </w:t>
+      </w:r>
+      <w:r>
+        <w:rPr>
+          <w:rStyle w:val="SourceText"/>
+        </w:rPr>
+        <w:t xml:space="preserve">data/ </w:t>
+      </w:r>
+      <w:r>
+        <w:rPr>
+          <w:rStyle w:val="SourceText"/>
+        </w:rPr>
+        <w:t xml:space="preserve">里的文件，不要把任何密钥写进仓库或代码，也不要做 </w:t>
+      </w:r>
+      <w:r>
+        <w:rPr>
+          <w:rStyle w:val="SourceText"/>
+        </w:rPr>
+        <w:t>git commit</w:t>
+      </w:r>
+      <w:r>
+        <w:rPr>
+          <w:rStyle w:val="SourceText"/>
+        </w:rPr>
+        <w:t>。</w:t>
+      </w:r>
+    </w:p>
+    <w:p>
+      <w:pPr>
+        <w:pStyle w:val="PreformattedText"/>
+        <w:bidi w:val="0"/>
+        <w:spacing w:before="0" w:after="283"/>
+        <w:jc w:val="left"/>
+        <w:rPr/>
+      </w:pPr>
+      <w:r>
+        <w:rPr>
+          <w:rStyle w:val="SourceText"/>
+        </w:rPr>
+        <w:t>最后告诉我访问地址和你执行过的命令。</w:t>
+      </w:r>
+    </w:p>
+    <w:p>
+      <w:pPr>
+        <w:pStyle w:val="BodyText"/>
+        <w:numPr>
+          <w:ilvl w:val="0"/>
+          <w:numId w:val="2"/>
+        </w:numPr>
+        <w:tabs>
+          <w:tab w:val="clear" w:pos="709"/>
+          <w:tab w:val="left" w:pos="859" w:leader="none"/>
+        </w:tabs>
+        <w:bidi w:val="0"/>
+        <w:spacing w:before="150" w:after="0"/>
+        <w:ind w:hanging="283" w:left="859"/>
+        <w:jc w:val="left"/>
+        <w:rPr/>
+      </w:pPr>
+      <w:r>
+        <w:rPr/>
+        <w:t xml:space="preserve">它跑完后，自己打开 看一眼就行。 </w:t>
+      </w:r>
+    </w:p>
+    <w:p>
+      <w:pPr>
+        <w:pStyle w:val="BodyText"/>
+        <w:numPr>
+          <w:ilvl w:val="0"/>
+          <w:numId w:val="2"/>
+        </w:numPr>
+        <w:tabs>
+          <w:tab w:val="clear" w:pos="709"/>
+          <w:tab w:val="left" w:pos="859" w:leader="none"/>
+        </w:tabs>
+        <w:bidi w:val="0"/>
+        <w:ind w:hanging="283" w:left="859"/>
+        <w:jc w:val="left"/>
+        <w:rPr/>
+      </w:pPr>
+      <w:r>
+        <w:rPr/>
+        <w:t xml:space="preserve">如果它中途问你要 </w:t>
+      </w:r>
+      <w:r>
+        <w:rPr/>
+        <w:t>API key</w:t>
+      </w:r>
+      <w:r>
+        <w:rPr/>
+        <w:t xml:space="preserve">，可以先不给：不配任何密钥也能跑通全流程（见 </w:t>
+      </w:r>
+      <w:r>
+        <w:rPr/>
+        <w:t>1.7</w:t>
+      </w:r>
+      <w:r>
+        <w:rPr/>
+        <w:t xml:space="preserve">）。 </w:t>
+      </w:r>
+    </w:p>
+    <w:p>
+      <w:pPr>
+        <w:pStyle w:val="BodyText"/>
+        <w:bidi w:val="0"/>
+        <w:jc w:val="left"/>
+        <w:rPr/>
+      </w:pPr>
+      <w:r>
+        <w:rPr/>
+        <w:t>几点注意：</w:t>
+      </w:r>
+    </w:p>
+    <w:p>
+      <w:pPr>
+        <w:pStyle w:val="BodyText"/>
+        <w:numPr>
+          <w:ilvl w:val="0"/>
+          <w:numId w:val="3"/>
+        </w:numPr>
+        <w:tabs>
+          <w:tab w:val="clear" w:pos="709"/>
+          <w:tab w:val="left" w:pos="859" w:leader="none"/>
+        </w:tabs>
+        <w:bidi w:val="0"/>
+        <w:spacing w:before="150" w:after="0"/>
+        <w:ind w:hanging="283" w:left="859"/>
+        <w:jc w:val="left"/>
+        <w:rPr/>
+      </w:pPr>
+      <w:r>
+        <w:rPr/>
+        <w:t xml:space="preserve">agent </w:t>
+      </w:r>
+      <w:r>
+        <w:rPr/>
+        <w:t>需要有执行终端命令的权限，</w:t>
+      </w:r>
+      <w:r>
+        <w:rPr/>
+        <w:t xml:space="preserve">macOS </w:t>
+      </w:r>
+      <w:r>
+        <w:rPr/>
+        <w:t xml:space="preserve">可能弹窗要求允许 </w:t>
+      </w:r>
+      <w:r>
+        <w:rPr/>
+        <w:t xml:space="preserve">Python </w:t>
+      </w:r>
+      <w:r>
+        <w:rPr/>
+        <w:t xml:space="preserve">接收本地网络连接，点允许。 </w:t>
+      </w:r>
+    </w:p>
+    <w:p>
+      <w:pPr>
+        <w:pStyle w:val="BodyText"/>
+        <w:numPr>
+          <w:ilvl w:val="0"/>
+          <w:numId w:val="3"/>
+        </w:numPr>
+        <w:tabs>
+          <w:tab w:val="clear" w:pos="709"/>
+          <w:tab w:val="left" w:pos="859" w:leader="none"/>
+        </w:tabs>
+        <w:bidi w:val="0"/>
+        <w:spacing w:before="150" w:after="0"/>
+        <w:ind w:hanging="283" w:left="859"/>
+        <w:jc w:val="left"/>
+        <w:rPr/>
+      </w:pPr>
+      <w:r>
+        <w:rPr/>
+        <w:t xml:space="preserve">工作目录别放在会被同步盘实时扫描的位置，首次 </w:t>
+      </w:r>
+      <w:r>
+        <w:rPr>
+          <w:rStyle w:val="SourceText"/>
+        </w:rPr>
+        <w:t>npm install</w:t>
+      </w:r>
+      <w:r>
+        <w:rPr/>
+        <w:t xml:space="preserve"> </w:t>
+      </w:r>
+      <w:r>
+        <w:rPr/>
+        <w:t xml:space="preserve">会比较慢。 </w:t>
+      </w:r>
+    </w:p>
+    <w:p>
+      <w:pPr>
+        <w:pStyle w:val="BodyText"/>
+        <w:numPr>
+          <w:ilvl w:val="0"/>
+          <w:numId w:val="3"/>
+        </w:numPr>
+        <w:tabs>
+          <w:tab w:val="clear" w:pos="709"/>
+          <w:tab w:val="left" w:pos="859" w:leader="none"/>
+        </w:tabs>
+        <w:bidi w:val="0"/>
+        <w:ind w:hanging="283" w:left="859"/>
+        <w:jc w:val="left"/>
+        <w:rPr/>
+      </w:pPr>
+      <w:r>
+        <w:rPr/>
+        <w:t xml:space="preserve">WorkBuddy </w:t>
+      </w:r>
+      <w:r>
+        <w:rPr/>
+        <w:t xml:space="preserve">的会话产物一般落在 </w:t>
+      </w:r>
+      <w:r>
+        <w:rPr>
+          <w:rStyle w:val="SourceText"/>
+        </w:rPr>
+        <w:t>~/WorkBuddy/&lt;</w:t>
+      </w:r>
+      <w:r>
+        <w:rPr>
+          <w:rStyle w:val="SourceText"/>
+        </w:rPr>
+        <w:t>时间戳</w:t>
+      </w:r>
+      <w:r>
+        <w:rPr>
+          <w:rStyle w:val="SourceText"/>
+        </w:rPr>
+        <w:t>&gt;/</w:t>
+      </w:r>
+      <w:r>
+        <w:rPr/>
+        <w:t xml:space="preserve"> </w:t>
+      </w:r>
+      <w:r>
+        <w:rPr/>
+        <w:t xml:space="preserve">下，装完后可以在那里翻它的执行记录。 </w:t>
+      </w:r>
+    </w:p>
+    <w:p>
+      <w:pPr>
+        <w:pStyle w:val="Heading3"/>
+        <w:bidi w:val="0"/>
+        <w:jc w:val="left"/>
+        <w:rPr/>
+      </w:pPr>
+      <w:r>
+        <w:rPr/>
+        <w:t xml:space="preserve">1.3 </w:t>
+      </w:r>
+      <w:r>
+        <w:rPr/>
+        <w:t>方法二：手动安装</w:t>
+      </w:r>
+    </w:p>
+    <w:p>
+      <w:pPr>
+        <w:pStyle w:val="PreformattedText"/>
+        <w:bidi w:val="0"/>
+        <w:jc w:val="left"/>
+        <w:rPr/>
+      </w:pPr>
+      <w:r>
+        <w:rPr>
+          <w:rStyle w:val="SourceText"/>
+        </w:rPr>
         <w:t>git clone https://github.com/dhk1413-del/deckforge.git</w:t>
       </w:r>
     </w:p>
@@ -722,6 +1508,31 @@
       <w:pPr>
         <w:pStyle w:val="PreformattedText"/>
         <w:bidi w:val="0"/>
+        <w:jc w:val="left"/>
+        <w:rPr/>
+      </w:pPr>
+      <w:r>
+        <w:rPr/>
+      </w:r>
+    </w:p>
+    <w:p>
+      <w:pPr>
+        <w:pStyle w:val="PreformattedText"/>
+        <w:bidi w:val="0"/>
+        <w:jc w:val="left"/>
+        <w:rPr/>
+      </w:pPr>
+      <w:r>
+        <w:rPr>
+          <w:rStyle w:val="SourceText"/>
+        </w:rPr>
+        <w:t>cd web &amp;&amp; npm install &amp;&amp; npm run build &amp;&amp; cd ..</w:t>
+      </w:r>
+    </w:p>
+    <w:p>
+      <w:pPr>
+        <w:pStyle w:val="PreformattedText"/>
+        <w:bidi w:val="0"/>
         <w:spacing w:before="0" w:after="283"/>
         <w:jc w:val="left"/>
         <w:rPr/>
@@ -730,19 +1541,31 @@
         <w:rPr>
           <w:rStyle w:val="SourceText"/>
         </w:rPr>
-        <w:t>cd web &amp;&amp; npm install &amp;&amp; npm run build &amp;&amp; cd ..</w:t>
-      </w:r>
-    </w:p>
-    <w:p>
-      <w:pPr>
-        <w:pStyle w:val="BodyText"/>
-        <w:bidi w:val="0"/>
-        <w:jc w:val="left"/>
-        <w:rPr/>
-      </w:pPr>
-      <w:r>
-        <w:rPr/>
-        <w:t xml:space="preserve">后端依赖不用手动装。第一次执行启动脚本时，脚本会建 </w:t>
+        <w:t xml:space="preserve">bash server/start-lan.sh          # </w:t>
+      </w:r>
+      <w:r>
+        <w:rPr>
+          <w:rStyle w:val="SourceText"/>
+        </w:rPr>
+        <w:t xml:space="preserve">默认 </w:t>
+      </w:r>
+      <w:r>
+        <w:rPr>
+          <w:rStyle w:val="SourceText"/>
+        </w:rPr>
+        <w:t>127.0.0.1:8641</w:t>
+      </w:r>
+    </w:p>
+    <w:p>
+      <w:pPr>
+        <w:pStyle w:val="BodyText"/>
+        <w:bidi w:val="0"/>
+        <w:jc w:val="left"/>
+        <w:rPr/>
+      </w:pPr>
+      <w:r>
+        <w:rPr/>
+        <w:t xml:space="preserve">后端依赖不用手动装。第一次执行启动脚本时，脚本会创建 </w:t>
       </w:r>
       <w:r>
         <w:rPr>
@@ -752,7 +1575,7 @@
       </w:r>
       <w:r>
         <w:rPr/>
-        <w:t xml:space="preserve">、装 </w:t>
+        <w:t xml:space="preserve">、安装 </w:t>
       </w:r>
       <w:r>
         <w:rPr>
@@ -762,7 +1585,7 @@
       </w:r>
       <w:r>
         <w:rPr/>
-        <w:t xml:space="preserve">、装 </w:t>
+        <w:t xml:space="preserve">、安装 </w:t>
       </w:r>
       <w:r>
         <w:rPr>
@@ -796,7 +1619,7 @@
       </w:pPr>
       <w:r>
         <w:rPr/>
-        <w:t xml:space="preserve">1.3 </w:t>
+        <w:t xml:space="preserve">1.4 </w:t>
       </w:r>
       <w:r>
         <w:rPr/>
@@ -954,7 +1777,7 @@
       </w:pPr>
       <w:r>
         <w:rPr/>
-        <w:t xml:space="preserve">1.4 </w:t>
+        <w:t xml:space="preserve">1.5 </w:t>
       </w:r>
       <w:r>
         <w:rPr/>
@@ -1180,7 +2003,7 @@
       </w:pPr>
       <w:r>
         <w:rPr/>
-        <w:t xml:space="preserve">1.5 </w:t>
+        <w:t xml:space="preserve">1.6 </w:t>
       </w:r>
       <w:r>
         <w:rPr/>
@@ -1247,7 +2070,7 @@
       </w:pPr>
       <w:r>
         <w:rPr/>
-        <w:t xml:space="preserve">1.6 </w:t>
+        <w:t xml:space="preserve">1.7 </w:t>
       </w:r>
       <w:r>
         <w:rPr/>
@@ -1337,7 +2160,7 @@
       </w:pPr>
       <w:r>
         <w:rPr/>
-        <w:t xml:space="preserve">1.7 </w:t>
+        <w:t xml:space="preserve">1.8 </w:t>
       </w:r>
       <w:r>
         <w:rPr/>
@@ -3336,7 +4159,7 @@
         <w:pStyle w:val="BodyText"/>
         <w:numPr>
           <w:ilvl w:val="0"/>
-          <w:numId w:val="1"/>
+          <w:numId w:val="4"/>
         </w:numPr>
         <w:tabs>
           <w:tab w:val="clear" w:pos="709"/>
@@ -3364,7 +4187,7 @@
         <w:pStyle w:val="BodyText"/>
         <w:numPr>
           <w:ilvl w:val="0"/>
-          <w:numId w:val="1"/>
+          <w:numId w:val="4"/>
         </w:numPr>
         <w:tabs>
           <w:tab w:val="clear" w:pos="709"/>
@@ -3632,7 +4455,7 @@
         <w:pStyle w:val="BodyText"/>
         <w:numPr>
           <w:ilvl w:val="0"/>
-          <w:numId w:val="2"/>
+          <w:numId w:val="5"/>
         </w:numPr>
         <w:tabs>
           <w:tab w:val="clear" w:pos="709"/>
@@ -3686,7 +4509,7 @@
         <w:pStyle w:val="BodyText"/>
         <w:numPr>
           <w:ilvl w:val="0"/>
-          <w:numId w:val="2"/>
+          <w:numId w:val="5"/>
         </w:numPr>
         <w:tabs>
           <w:tab w:val="clear" w:pos="709"/>
@@ -3708,7 +4531,7 @@
         <w:pStyle w:val="BodyText"/>
         <w:numPr>
           <w:ilvl w:val="0"/>
-          <w:numId w:val="2"/>
+          <w:numId w:val="5"/>
         </w:numPr>
         <w:tabs>
           <w:tab w:val="clear" w:pos="709"/>
@@ -3730,7 +4553,7 @@
         <w:pStyle w:val="BodyText"/>
         <w:numPr>
           <w:ilvl w:val="0"/>
-          <w:numId w:val="2"/>
+          <w:numId w:val="5"/>
         </w:numPr>
         <w:tabs>
           <w:tab w:val="clear" w:pos="709"/>
@@ -3803,7 +4626,7 @@
         <w:pStyle w:val="BodyText"/>
         <w:numPr>
           <w:ilvl w:val="0"/>
-          <w:numId w:val="3"/>
+          <w:numId w:val="6"/>
         </w:numPr>
         <w:tabs>
           <w:tab w:val="clear" w:pos="709"/>
@@ -3982,7 +4805,7 @@
         <w:pStyle w:val="BodyText"/>
         <w:numPr>
           <w:ilvl w:val="0"/>
-          <w:numId w:val="4"/>
+          <w:numId w:val="7"/>
         </w:numPr>
         <w:tabs>
           <w:tab w:val="clear" w:pos="709"/>
@@ -4020,7 +4843,7 @@
         <w:pStyle w:val="BodyText"/>
         <w:numPr>
           <w:ilvl w:val="0"/>
-          <w:numId w:val="4"/>
+          <w:numId w:val="7"/>
         </w:numPr>
         <w:tabs>
           <w:tab w:val="clear" w:pos="709"/>
@@ -4090,7 +4913,7 @@
         <w:pStyle w:val="BodyText"/>
         <w:numPr>
           <w:ilvl w:val="0"/>
-          <w:numId w:val="4"/>
+          <w:numId w:val="7"/>
         </w:numPr>
         <w:tabs>
           <w:tab w:val="clear" w:pos="709"/>
@@ -4126,7 +4949,7 @@
         <w:pStyle w:val="BodyText"/>
         <w:numPr>
           <w:ilvl w:val="0"/>
-          <w:numId w:val="4"/>
+          <w:numId w:val="7"/>
         </w:numPr>
         <w:tabs>
           <w:tab w:val="clear" w:pos="709"/>
@@ -4165,7 +4988,7 @@
         <w:pStyle w:val="BodyText"/>
         <w:numPr>
           <w:ilvl w:val="0"/>
-          <w:numId w:val="5"/>
+          <w:numId w:val="8"/>
         </w:numPr>
         <w:tabs>
           <w:tab w:val="clear" w:pos="709"/>
@@ -4187,7 +5010,7 @@
         <w:pStyle w:val="BodyText"/>
         <w:numPr>
           <w:ilvl w:val="0"/>
-          <w:numId w:val="5"/>
+          <w:numId w:val="8"/>
         </w:numPr>
         <w:tabs>
           <w:tab w:val="clear" w:pos="709"/>
@@ -4225,7 +5048,7 @@
         <w:pStyle w:val="BodyText"/>
         <w:numPr>
           <w:ilvl w:val="0"/>
-          <w:numId w:val="5"/>
+          <w:numId w:val="8"/>
         </w:numPr>
         <w:tabs>
           <w:tab w:val="clear" w:pos="709"/>
@@ -5330,7 +6153,7 @@
             </w:r>
             <w:r>
               <w:rPr/>
-              <w:t xml:space="preserve">1.4 </w:t>
+              <w:t xml:space="preserve">1.5 </w:t>
             </w:r>
             <w:r>
               <w:rPr/>
@@ -7035,7 +7858,7 @@
         <w:pStyle w:val="BodyText"/>
         <w:numPr>
           <w:ilvl w:val="0"/>
-          <w:numId w:val="6"/>
+          <w:numId w:val="9"/>
         </w:numPr>
         <w:tabs>
           <w:tab w:val="clear" w:pos="709"/>
@@ -7057,7 +7880,7 @@
         <w:pStyle w:val="BodyText"/>
         <w:numPr>
           <w:ilvl w:val="0"/>
-          <w:numId w:val="6"/>
+          <w:numId w:val="9"/>
         </w:numPr>
         <w:tabs>
           <w:tab w:val="clear" w:pos="709"/>
@@ -7079,7 +7902,7 @@
         <w:pStyle w:val="BodyText"/>
         <w:numPr>
           <w:ilvl w:val="0"/>
-          <w:numId w:val="6"/>
+          <w:numId w:val="9"/>
         </w:numPr>
         <w:tabs>
           <w:tab w:val="clear" w:pos="709"/>
@@ -7146,6 +7969,244 @@
   <w:abstractNum w:abstractNumId="1">
     <w:lvl w:ilvl="0">
       <w:start w:val="1"/>
+      <w:numFmt w:val="decimal"/>
+      <w:lvlText w:val="%1."/>
+      <w:lvlJc w:val="left"/>
+      <w:pPr>
+        <w:tabs>
+          <w:tab w:val="num" w:pos="709"/>
+        </w:tabs>
+        <w:ind w:left="709" w:hanging="283"/>
+      </w:pPr>
+      <w:rPr/>
+    </w:lvl>
+    <w:lvl w:ilvl="1">
+      <w:start w:val="1"/>
+      <w:numFmt w:val="decimal"/>
+      <w:lvlText w:val="%2."/>
+      <w:lvlJc w:val="left"/>
+      <w:pPr>
+        <w:tabs>
+          <w:tab w:val="num" w:pos="1418"/>
+        </w:tabs>
+        <w:ind w:left="1418" w:hanging="283"/>
+      </w:pPr>
+      <w:rPr/>
+    </w:lvl>
+    <w:lvl w:ilvl="2">
+      <w:start w:val="1"/>
+      <w:numFmt w:val="decimal"/>
+      <w:lvlText w:val="%3."/>
+      <w:lvlJc w:val="left"/>
+      <w:pPr>
+        <w:tabs>
+          <w:tab w:val="num" w:pos="2127"/>
+        </w:tabs>
+        <w:ind w:left="2127" w:hanging="283"/>
+      </w:pPr>
+      <w:rPr/>
+    </w:lvl>
+    <w:lvl w:ilvl="3">
+      <w:start w:val="1"/>
+      <w:numFmt w:val="decimal"/>
+      <w:lvlText w:val="%4."/>
+      <w:lvlJc w:val="left"/>
+      <w:pPr>
+        <w:tabs>
+          <w:tab w:val="num" w:pos="2836"/>
+        </w:tabs>
+        <w:ind w:left="2836" w:hanging="283"/>
+      </w:pPr>
+      <w:rPr/>
+    </w:lvl>
+    <w:lvl w:ilvl="4">
+      <w:start w:val="1"/>
+      <w:numFmt w:val="decimal"/>
+      <w:lvlText w:val="%5."/>
+      <w:lvlJc w:val="left"/>
+      <w:pPr>
+        <w:tabs>
+          <w:tab w:val="num" w:pos="3545"/>
+        </w:tabs>
+        <w:ind w:left="3545" w:hanging="283"/>
+      </w:pPr>
+      <w:rPr/>
+    </w:lvl>
+    <w:lvl w:ilvl="5">
+      <w:start w:val="1"/>
+      <w:numFmt w:val="decimal"/>
+      <w:lvlText w:val="%6."/>
+      <w:lvlJc w:val="left"/>
+      <w:pPr>
+        <w:tabs>
+          <w:tab w:val="num" w:pos="4254"/>
+        </w:tabs>
+        <w:ind w:left="4254" w:hanging="283"/>
+      </w:pPr>
+      <w:rPr/>
+    </w:lvl>
+    <w:lvl w:ilvl="6">
+      <w:start w:val="1"/>
+      <w:numFmt w:val="decimal"/>
+      <w:lvlText w:val="%7."/>
+      <w:lvlJc w:val="left"/>
+      <w:pPr>
+        <w:tabs>
+          <w:tab w:val="num" w:pos="4963"/>
+        </w:tabs>
+        <w:ind w:left="4963" w:hanging="283"/>
+      </w:pPr>
+      <w:rPr/>
+    </w:lvl>
+    <w:lvl w:ilvl="7">
+      <w:start w:val="1"/>
+      <w:numFmt w:val="decimal"/>
+      <w:lvlText w:val="%8."/>
+      <w:lvlJc w:val="left"/>
+      <w:pPr>
+        <w:tabs>
+          <w:tab w:val="num" w:pos="5672"/>
+        </w:tabs>
+        <w:ind w:left="5672" w:hanging="283"/>
+      </w:pPr>
+      <w:rPr/>
+    </w:lvl>
+    <w:lvl w:ilvl="8">
+      <w:start w:val="1"/>
+      <w:numFmt w:val="decimal"/>
+      <w:lvlText w:val="%9."/>
+      <w:lvlJc w:val="left"/>
+      <w:pPr>
+        <w:tabs>
+          <w:tab w:val="num" w:pos="6381"/>
+        </w:tabs>
+        <w:ind w:left="6381" w:hanging="283"/>
+      </w:pPr>
+      <w:rPr/>
+    </w:lvl>
+  </w:abstractNum>
+  <w:abstractNum w:abstractNumId="2">
+    <w:lvl w:ilvl="0">
+      <w:start w:val="1"/>
+      <w:numFmt w:val="decimal"/>
+      <w:lvlText w:val="%1."/>
+      <w:lvlJc w:val="left"/>
+      <w:pPr>
+        <w:tabs>
+          <w:tab w:val="num" w:pos="709"/>
+        </w:tabs>
+        <w:ind w:left="709" w:hanging="283"/>
+      </w:pPr>
+      <w:rPr/>
+    </w:lvl>
+    <w:lvl w:ilvl="1">
+      <w:start w:val="1"/>
+      <w:numFmt w:val="decimal"/>
+      <w:lvlText w:val="%2."/>
+      <w:lvlJc w:val="left"/>
+      <w:pPr>
+        <w:tabs>
+          <w:tab w:val="num" w:pos="1418"/>
+        </w:tabs>
+        <w:ind w:left="1418" w:hanging="283"/>
+      </w:pPr>
+      <w:rPr/>
+    </w:lvl>
+    <w:lvl w:ilvl="2">
+      <w:start w:val="1"/>
+      <w:numFmt w:val="decimal"/>
+      <w:lvlText w:val="%3."/>
+      <w:lvlJc w:val="left"/>
+      <w:pPr>
+        <w:tabs>
+          <w:tab w:val="num" w:pos="2127"/>
+        </w:tabs>
+        <w:ind w:left="2127" w:hanging="283"/>
+      </w:pPr>
+      <w:rPr/>
+    </w:lvl>
+    <w:lvl w:ilvl="3">
+      <w:start w:val="1"/>
+      <w:numFmt w:val="decimal"/>
+      <w:lvlText w:val="%4."/>
+      <w:lvlJc w:val="left"/>
+      <w:pPr>
+        <w:tabs>
+          <w:tab w:val="num" w:pos="2836"/>
+        </w:tabs>
+        <w:ind w:left="2836" w:hanging="283"/>
+      </w:pPr>
+      <w:rPr/>
+    </w:lvl>
+    <w:lvl w:ilvl="4">
+      <w:start w:val="1"/>
+      <w:numFmt w:val="decimal"/>
+      <w:lvlText w:val="%5."/>
+      <w:lvlJc w:val="left"/>
+      <w:pPr>
+        <w:tabs>
+          <w:tab w:val="num" w:pos="3545"/>
+        </w:tabs>
+        <w:ind w:left="3545" w:hanging="283"/>
+      </w:pPr>
+      <w:rPr/>
+    </w:lvl>
+    <w:lvl w:ilvl="5">
+      <w:start w:val="1"/>
+      <w:numFmt w:val="decimal"/>
+      <w:lvlText w:val="%6."/>
+      <w:lvlJc w:val="left"/>
+      <w:pPr>
+        <w:tabs>
+          <w:tab w:val="num" w:pos="4254"/>
+        </w:tabs>
+        <w:ind w:left="4254" w:hanging="283"/>
+      </w:pPr>
+      <w:rPr/>
+    </w:lvl>
+    <w:lvl w:ilvl="6">
+      <w:start w:val="1"/>
+      <w:numFmt w:val="decimal"/>
+      <w:lvlText w:val="%7."/>
+      <w:lvlJc w:val="left"/>
+      <w:pPr>
+        <w:tabs>
+          <w:tab w:val="num" w:pos="4963"/>
+        </w:tabs>
+        <w:ind w:left="4963" w:hanging="283"/>
+      </w:pPr>
+      <w:rPr/>
+    </w:lvl>
+    <w:lvl w:ilvl="7">
+      <w:start w:val="1"/>
+      <w:numFmt w:val="decimal"/>
+      <w:lvlText w:val="%8."/>
+      <w:lvlJc w:val="left"/>
+      <w:pPr>
+        <w:tabs>
+          <w:tab w:val="num" w:pos="5672"/>
+        </w:tabs>
+        <w:ind w:left="5672" w:hanging="283"/>
+      </w:pPr>
+      <w:rPr/>
+    </w:lvl>
+    <w:lvl w:ilvl="8">
+      <w:start w:val="1"/>
+      <w:numFmt w:val="decimal"/>
+      <w:lvlText w:val="%9."/>
+      <w:lvlJc w:val="left"/>
+      <w:pPr>
+        <w:tabs>
+          <w:tab w:val="num" w:pos="6381"/>
+        </w:tabs>
+        <w:ind w:left="6381" w:hanging="283"/>
+      </w:pPr>
+      <w:rPr/>
+    </w:lvl>
+  </w:abstractNum>
+  <w:abstractNum w:abstractNumId="3">
+    <w:lvl w:ilvl="0">
+      <w:start w:val="1"/>
       <w:numFmt w:val="bullet"/>
       <w:lvlText w:val=""/>
       <w:lvlJc w:val="left"/>
@@ -7280,483 +8341,7 @@
       </w:rPr>
     </w:lvl>
   </w:abstractNum>
-  <w:abstractNum w:abstractNumId="2">
-    <w:lvl w:ilvl="0">
-      <w:start w:val="1"/>
-      <w:numFmt w:val="decimal"/>
-      <w:lvlText w:val="%1."/>
-      <w:lvlJc w:val="left"/>
-      <w:pPr>
-        <w:tabs>
-          <w:tab w:val="num" w:pos="709"/>
-        </w:tabs>
-        <w:ind w:left="709" w:hanging="283"/>
-      </w:pPr>
-      <w:rPr/>
-    </w:lvl>
-    <w:lvl w:ilvl="1">
-      <w:start w:val="1"/>
-      <w:numFmt w:val="decimal"/>
-      <w:lvlText w:val="%2."/>
-      <w:lvlJc w:val="left"/>
-      <w:pPr>
-        <w:tabs>
-          <w:tab w:val="num" w:pos="1418"/>
-        </w:tabs>
-        <w:ind w:left="1418" w:hanging="283"/>
-      </w:pPr>
-      <w:rPr/>
-    </w:lvl>
-    <w:lvl w:ilvl="2">
-      <w:start w:val="1"/>
-      <w:numFmt w:val="decimal"/>
-      <w:lvlText w:val="%3."/>
-      <w:lvlJc w:val="left"/>
-      <w:pPr>
-        <w:tabs>
-          <w:tab w:val="num" w:pos="2127"/>
-        </w:tabs>
-        <w:ind w:left="2127" w:hanging="283"/>
-      </w:pPr>
-      <w:rPr/>
-    </w:lvl>
-    <w:lvl w:ilvl="3">
-      <w:start w:val="1"/>
-      <w:numFmt w:val="decimal"/>
-      <w:lvlText w:val="%4."/>
-      <w:lvlJc w:val="left"/>
-      <w:pPr>
-        <w:tabs>
-          <w:tab w:val="num" w:pos="2836"/>
-        </w:tabs>
-        <w:ind w:left="2836" w:hanging="283"/>
-      </w:pPr>
-      <w:rPr/>
-    </w:lvl>
-    <w:lvl w:ilvl="4">
-      <w:start w:val="1"/>
-      <w:numFmt w:val="decimal"/>
-      <w:lvlText w:val="%5."/>
-      <w:lvlJc w:val="left"/>
-      <w:pPr>
-        <w:tabs>
-          <w:tab w:val="num" w:pos="3545"/>
-        </w:tabs>
-        <w:ind w:left="3545" w:hanging="283"/>
-      </w:pPr>
-      <w:rPr/>
-    </w:lvl>
-    <w:lvl w:ilvl="5">
-      <w:start w:val="1"/>
-      <w:numFmt w:val="decimal"/>
-      <w:lvlText w:val="%6."/>
-      <w:lvlJc w:val="left"/>
-      <w:pPr>
-        <w:tabs>
-          <w:tab w:val="num" w:pos="4254"/>
-        </w:tabs>
-        <w:ind w:left="4254" w:hanging="283"/>
-      </w:pPr>
-      <w:rPr/>
-    </w:lvl>
-    <w:lvl w:ilvl="6">
-      <w:start w:val="1"/>
-      <w:numFmt w:val="decimal"/>
-      <w:lvlText w:val="%7."/>
-      <w:lvlJc w:val="left"/>
-      <w:pPr>
-        <w:tabs>
-          <w:tab w:val="num" w:pos="4963"/>
-        </w:tabs>
-        <w:ind w:left="4963" w:hanging="283"/>
-      </w:pPr>
-      <w:rPr/>
-    </w:lvl>
-    <w:lvl w:ilvl="7">
-      <w:start w:val="1"/>
-      <w:numFmt w:val="decimal"/>
-      <w:lvlText w:val="%8."/>
-      <w:lvlJc w:val="left"/>
-      <w:pPr>
-        <w:tabs>
-          <w:tab w:val="num" w:pos="5672"/>
-        </w:tabs>
-        <w:ind w:left="5672" w:hanging="283"/>
-      </w:pPr>
-      <w:rPr/>
-    </w:lvl>
-    <w:lvl w:ilvl="8">
-      <w:start w:val="1"/>
-      <w:numFmt w:val="decimal"/>
-      <w:lvlText w:val="%9."/>
-      <w:lvlJc w:val="left"/>
-      <w:pPr>
-        <w:tabs>
-          <w:tab w:val="num" w:pos="6381"/>
-        </w:tabs>
-        <w:ind w:left="6381" w:hanging="283"/>
-      </w:pPr>
-      <w:rPr/>
-    </w:lvl>
-  </w:abstractNum>
-  <w:abstractNum w:abstractNumId="3">
-    <w:lvl w:ilvl="0">
-      <w:start w:val="1"/>
-      <w:numFmt w:val="decimal"/>
-      <w:lvlText w:val="%1."/>
-      <w:lvlJc w:val="left"/>
-      <w:pPr>
-        <w:tabs>
-          <w:tab w:val="num" w:pos="709"/>
-        </w:tabs>
-        <w:ind w:left="709" w:hanging="283"/>
-      </w:pPr>
-      <w:rPr/>
-    </w:lvl>
-    <w:lvl w:ilvl="1">
-      <w:start w:val="1"/>
-      <w:numFmt w:val="decimal"/>
-      <w:lvlText w:val="%2."/>
-      <w:lvlJc w:val="left"/>
-      <w:pPr>
-        <w:tabs>
-          <w:tab w:val="num" w:pos="1418"/>
-        </w:tabs>
-        <w:ind w:left="1418" w:hanging="283"/>
-      </w:pPr>
-      <w:rPr/>
-    </w:lvl>
-    <w:lvl w:ilvl="2">
-      <w:start w:val="1"/>
-      <w:numFmt w:val="decimal"/>
-      <w:lvlText w:val="%3."/>
-      <w:lvlJc w:val="left"/>
-      <w:pPr>
-        <w:tabs>
-          <w:tab w:val="num" w:pos="2127"/>
-        </w:tabs>
-        <w:ind w:left="2127" w:hanging="283"/>
-      </w:pPr>
-      <w:rPr/>
-    </w:lvl>
-    <w:lvl w:ilvl="3">
-      <w:start w:val="1"/>
-      <w:numFmt w:val="decimal"/>
-      <w:lvlText w:val="%4."/>
-      <w:lvlJc w:val="left"/>
-      <w:pPr>
-        <w:tabs>
-          <w:tab w:val="num" w:pos="2836"/>
-        </w:tabs>
-        <w:ind w:left="2836" w:hanging="283"/>
-      </w:pPr>
-      <w:rPr/>
-    </w:lvl>
-    <w:lvl w:ilvl="4">
-      <w:start w:val="1"/>
-      <w:numFmt w:val="decimal"/>
-      <w:lvlText w:val="%5."/>
-      <w:lvlJc w:val="left"/>
-      <w:pPr>
-        <w:tabs>
-          <w:tab w:val="num" w:pos="3545"/>
-        </w:tabs>
-        <w:ind w:left="3545" w:hanging="283"/>
-      </w:pPr>
-      <w:rPr/>
-    </w:lvl>
-    <w:lvl w:ilvl="5">
-      <w:start w:val="1"/>
-      <w:numFmt w:val="decimal"/>
-      <w:lvlText w:val="%6."/>
-      <w:lvlJc w:val="left"/>
-      <w:pPr>
-        <w:tabs>
-          <w:tab w:val="num" w:pos="4254"/>
-        </w:tabs>
-        <w:ind w:left="4254" w:hanging="283"/>
-      </w:pPr>
-      <w:rPr/>
-    </w:lvl>
-    <w:lvl w:ilvl="6">
-      <w:start w:val="1"/>
-      <w:numFmt w:val="decimal"/>
-      <w:lvlText w:val="%7."/>
-      <w:lvlJc w:val="left"/>
-      <w:pPr>
-        <w:tabs>
-          <w:tab w:val="num" w:pos="4963"/>
-        </w:tabs>
-        <w:ind w:left="4963" w:hanging="283"/>
-      </w:pPr>
-      <w:rPr/>
-    </w:lvl>
-    <w:lvl w:ilvl="7">
-      <w:start w:val="1"/>
-      <w:numFmt w:val="decimal"/>
-      <w:lvlText w:val="%8."/>
-      <w:lvlJc w:val="left"/>
-      <w:pPr>
-        <w:tabs>
-          <w:tab w:val="num" w:pos="5672"/>
-        </w:tabs>
-        <w:ind w:left="5672" w:hanging="283"/>
-      </w:pPr>
-      <w:rPr/>
-    </w:lvl>
-    <w:lvl w:ilvl="8">
-      <w:start w:val="1"/>
-      <w:numFmt w:val="decimal"/>
-      <w:lvlText w:val="%9."/>
-      <w:lvlJc w:val="left"/>
-      <w:pPr>
-        <w:tabs>
-          <w:tab w:val="num" w:pos="6381"/>
-        </w:tabs>
-        <w:ind w:left="6381" w:hanging="283"/>
-      </w:pPr>
-      <w:rPr/>
-    </w:lvl>
-  </w:abstractNum>
   <w:abstractNum w:abstractNumId="4">
-    <w:lvl w:ilvl="0">
-      <w:start w:val="1"/>
-      <w:numFmt w:val="decimal"/>
-      <w:lvlText w:val="%1."/>
-      <w:lvlJc w:val="left"/>
-      <w:pPr>
-        <w:tabs>
-          <w:tab w:val="num" w:pos="709"/>
-        </w:tabs>
-        <w:ind w:left="709" w:hanging="283"/>
-      </w:pPr>
-      <w:rPr/>
-    </w:lvl>
-    <w:lvl w:ilvl="1">
-      <w:start w:val="1"/>
-      <w:numFmt w:val="decimal"/>
-      <w:lvlText w:val="%2."/>
-      <w:lvlJc w:val="left"/>
-      <w:pPr>
-        <w:tabs>
-          <w:tab w:val="num" w:pos="1418"/>
-        </w:tabs>
-        <w:ind w:left="1418" w:hanging="283"/>
-      </w:pPr>
-      <w:rPr/>
-    </w:lvl>
-    <w:lvl w:ilvl="2">
-      <w:start w:val="1"/>
-      <w:numFmt w:val="decimal"/>
-      <w:lvlText w:val="%3."/>
-      <w:lvlJc w:val="left"/>
-      <w:pPr>
-        <w:tabs>
-          <w:tab w:val="num" w:pos="2127"/>
-        </w:tabs>
-        <w:ind w:left="2127" w:hanging="283"/>
-      </w:pPr>
-      <w:rPr/>
-    </w:lvl>
-    <w:lvl w:ilvl="3">
-      <w:start w:val="1"/>
-      <w:numFmt w:val="decimal"/>
-      <w:lvlText w:val="%4."/>
-      <w:lvlJc w:val="left"/>
-      <w:pPr>
-        <w:tabs>
-          <w:tab w:val="num" w:pos="2836"/>
-        </w:tabs>
-        <w:ind w:left="2836" w:hanging="283"/>
-      </w:pPr>
-      <w:rPr/>
-    </w:lvl>
-    <w:lvl w:ilvl="4">
-      <w:start w:val="1"/>
-      <w:numFmt w:val="decimal"/>
-      <w:lvlText w:val="%5."/>
-      <w:lvlJc w:val="left"/>
-      <w:pPr>
-        <w:tabs>
-          <w:tab w:val="num" w:pos="3545"/>
-        </w:tabs>
-        <w:ind w:left="3545" w:hanging="283"/>
-      </w:pPr>
-      <w:rPr/>
-    </w:lvl>
-    <w:lvl w:ilvl="5">
-      <w:start w:val="1"/>
-      <w:numFmt w:val="decimal"/>
-      <w:lvlText w:val="%6."/>
-      <w:lvlJc w:val="left"/>
-      <w:pPr>
-        <w:tabs>
-          <w:tab w:val="num" w:pos="4254"/>
-        </w:tabs>
-        <w:ind w:left="4254" w:hanging="283"/>
-      </w:pPr>
-      <w:rPr/>
-    </w:lvl>
-    <w:lvl w:ilvl="6">
-      <w:start w:val="1"/>
-      <w:numFmt w:val="decimal"/>
-      <w:lvlText w:val="%7."/>
-      <w:lvlJc w:val="left"/>
-      <w:pPr>
-        <w:tabs>
-          <w:tab w:val="num" w:pos="4963"/>
-        </w:tabs>
-        <w:ind w:left="4963" w:hanging="283"/>
-      </w:pPr>
-      <w:rPr/>
-    </w:lvl>
-    <w:lvl w:ilvl="7">
-      <w:start w:val="1"/>
-      <w:numFmt w:val="decimal"/>
-      <w:lvlText w:val="%8."/>
-      <w:lvlJc w:val="left"/>
-      <w:pPr>
-        <w:tabs>
-          <w:tab w:val="num" w:pos="5672"/>
-        </w:tabs>
-        <w:ind w:left="5672" w:hanging="283"/>
-      </w:pPr>
-      <w:rPr/>
-    </w:lvl>
-    <w:lvl w:ilvl="8">
-      <w:start w:val="1"/>
-      <w:numFmt w:val="decimal"/>
-      <w:lvlText w:val="%9."/>
-      <w:lvlJc w:val="left"/>
-      <w:pPr>
-        <w:tabs>
-          <w:tab w:val="num" w:pos="6381"/>
-        </w:tabs>
-        <w:ind w:left="6381" w:hanging="283"/>
-      </w:pPr>
-      <w:rPr/>
-    </w:lvl>
-  </w:abstractNum>
-  <w:abstractNum w:abstractNumId="5">
-    <w:lvl w:ilvl="0">
-      <w:start w:val="1"/>
-      <w:numFmt w:val="decimal"/>
-      <w:lvlText w:val="%1."/>
-      <w:lvlJc w:val="left"/>
-      <w:pPr>
-        <w:tabs>
-          <w:tab w:val="num" w:pos="709"/>
-        </w:tabs>
-        <w:ind w:left="709" w:hanging="283"/>
-      </w:pPr>
-      <w:rPr/>
-    </w:lvl>
-    <w:lvl w:ilvl="1">
-      <w:start w:val="1"/>
-      <w:numFmt w:val="decimal"/>
-      <w:lvlText w:val="%2."/>
-      <w:lvlJc w:val="left"/>
-      <w:pPr>
-        <w:tabs>
-          <w:tab w:val="num" w:pos="1418"/>
-        </w:tabs>
-        <w:ind w:left="1418" w:hanging="283"/>
-      </w:pPr>
-      <w:rPr/>
-    </w:lvl>
-    <w:lvl w:ilvl="2">
-      <w:start w:val="1"/>
-      <w:numFmt w:val="decimal"/>
-      <w:lvlText w:val="%3."/>
-      <w:lvlJc w:val="left"/>
-      <w:pPr>
-        <w:tabs>
-          <w:tab w:val="num" w:pos="2127"/>
-        </w:tabs>
-        <w:ind w:left="2127" w:hanging="283"/>
-      </w:pPr>
-      <w:rPr/>
-    </w:lvl>
-    <w:lvl w:ilvl="3">
-      <w:start w:val="1"/>
-      <w:numFmt w:val="decimal"/>
-      <w:lvlText w:val="%4."/>
-      <w:lvlJc w:val="left"/>
-      <w:pPr>
-        <w:tabs>
-          <w:tab w:val="num" w:pos="2836"/>
-        </w:tabs>
-        <w:ind w:left="2836" w:hanging="283"/>
-      </w:pPr>
-      <w:rPr/>
-    </w:lvl>
-    <w:lvl w:ilvl="4">
-      <w:start w:val="1"/>
-      <w:numFmt w:val="decimal"/>
-      <w:lvlText w:val="%5."/>
-      <w:lvlJc w:val="left"/>
-      <w:pPr>
-        <w:tabs>
-          <w:tab w:val="num" w:pos="3545"/>
-        </w:tabs>
-        <w:ind w:left="3545" w:hanging="283"/>
-      </w:pPr>
-      <w:rPr/>
-    </w:lvl>
-    <w:lvl w:ilvl="5">
-      <w:start w:val="1"/>
-      <w:numFmt w:val="decimal"/>
-      <w:lvlText w:val="%6."/>
-      <w:lvlJc w:val="left"/>
-      <w:pPr>
-        <w:tabs>
-          <w:tab w:val="num" w:pos="4254"/>
-        </w:tabs>
-        <w:ind w:left="4254" w:hanging="283"/>
-      </w:pPr>
-      <w:rPr/>
-    </w:lvl>
-    <w:lvl w:ilvl="6">
-      <w:start w:val="1"/>
-      <w:numFmt w:val="decimal"/>
-      <w:lvlText w:val="%7."/>
-      <w:lvlJc w:val="left"/>
-      <w:pPr>
-        <w:tabs>
-          <w:tab w:val="num" w:pos="4963"/>
-        </w:tabs>
-        <w:ind w:left="4963" w:hanging="283"/>
-      </w:pPr>
-      <w:rPr/>
-    </w:lvl>
-    <w:lvl w:ilvl="7">
-      <w:start w:val="1"/>
-      <w:numFmt w:val="decimal"/>
-      <w:lvlText w:val="%8."/>
-      <w:lvlJc w:val="left"/>
-      <w:pPr>
-        <w:tabs>
-          <w:tab w:val="num" w:pos="5672"/>
-        </w:tabs>
-        <w:ind w:left="5672" w:hanging="283"/>
-      </w:pPr>
-      <w:rPr/>
-    </w:lvl>
-    <w:lvl w:ilvl="8">
-      <w:start w:val="1"/>
-      <w:numFmt w:val="decimal"/>
-      <w:lvlText w:val="%9."/>
-      <w:lvlJc w:val="left"/>
-      <w:pPr>
-        <w:tabs>
-          <w:tab w:val="num" w:pos="6381"/>
-        </w:tabs>
-        <w:ind w:left="6381" w:hanging="283"/>
-      </w:pPr>
-      <w:rPr/>
-    </w:lvl>
-  </w:abstractNum>
-  <w:abstractNum w:abstractNumId="6">
     <w:lvl w:ilvl="0">
       <w:start w:val="1"/>
       <w:numFmt w:val="bullet"/>
@@ -7893,7 +8478,620 @@
       </w:rPr>
     </w:lvl>
   </w:abstractNum>
+  <w:abstractNum w:abstractNumId="5">
+    <w:lvl w:ilvl="0">
+      <w:start w:val="1"/>
+      <w:numFmt w:val="decimal"/>
+      <w:lvlText w:val="%1."/>
+      <w:lvlJc w:val="left"/>
+      <w:pPr>
+        <w:tabs>
+          <w:tab w:val="num" w:pos="709"/>
+        </w:tabs>
+        <w:ind w:left="709" w:hanging="283"/>
+      </w:pPr>
+      <w:rPr/>
+    </w:lvl>
+    <w:lvl w:ilvl="1">
+      <w:start w:val="1"/>
+      <w:numFmt w:val="decimal"/>
+      <w:lvlText w:val="%2."/>
+      <w:lvlJc w:val="left"/>
+      <w:pPr>
+        <w:tabs>
+          <w:tab w:val="num" w:pos="1418"/>
+        </w:tabs>
+        <w:ind w:left="1418" w:hanging="283"/>
+      </w:pPr>
+      <w:rPr/>
+    </w:lvl>
+    <w:lvl w:ilvl="2">
+      <w:start w:val="1"/>
+      <w:numFmt w:val="decimal"/>
+      <w:lvlText w:val="%3."/>
+      <w:lvlJc w:val="left"/>
+      <w:pPr>
+        <w:tabs>
+          <w:tab w:val="num" w:pos="2127"/>
+        </w:tabs>
+        <w:ind w:left="2127" w:hanging="283"/>
+      </w:pPr>
+      <w:rPr/>
+    </w:lvl>
+    <w:lvl w:ilvl="3">
+      <w:start w:val="1"/>
+      <w:numFmt w:val="decimal"/>
+      <w:lvlText w:val="%4."/>
+      <w:lvlJc w:val="left"/>
+      <w:pPr>
+        <w:tabs>
+          <w:tab w:val="num" w:pos="2836"/>
+        </w:tabs>
+        <w:ind w:left="2836" w:hanging="283"/>
+      </w:pPr>
+      <w:rPr/>
+    </w:lvl>
+    <w:lvl w:ilvl="4">
+      <w:start w:val="1"/>
+      <w:numFmt w:val="decimal"/>
+      <w:lvlText w:val="%5."/>
+      <w:lvlJc w:val="left"/>
+      <w:pPr>
+        <w:tabs>
+          <w:tab w:val="num" w:pos="3545"/>
+        </w:tabs>
+        <w:ind w:left="3545" w:hanging="283"/>
+      </w:pPr>
+      <w:rPr/>
+    </w:lvl>
+    <w:lvl w:ilvl="5">
+      <w:start w:val="1"/>
+      <w:numFmt w:val="decimal"/>
+      <w:lvlText w:val="%6."/>
+      <w:lvlJc w:val="left"/>
+      <w:pPr>
+        <w:tabs>
+          <w:tab w:val="num" w:pos="4254"/>
+        </w:tabs>
+        <w:ind w:left="4254" w:hanging="283"/>
+      </w:pPr>
+      <w:rPr/>
+    </w:lvl>
+    <w:lvl w:ilvl="6">
+      <w:start w:val="1"/>
+      <w:numFmt w:val="decimal"/>
+      <w:lvlText w:val="%7."/>
+      <w:lvlJc w:val="left"/>
+      <w:pPr>
+        <w:tabs>
+          <w:tab w:val="num" w:pos="4963"/>
+        </w:tabs>
+        <w:ind w:left="4963" w:hanging="283"/>
+      </w:pPr>
+      <w:rPr/>
+    </w:lvl>
+    <w:lvl w:ilvl="7">
+      <w:start w:val="1"/>
+      <w:numFmt w:val="decimal"/>
+      <w:lvlText w:val="%8."/>
+      <w:lvlJc w:val="left"/>
+      <w:pPr>
+        <w:tabs>
+          <w:tab w:val="num" w:pos="5672"/>
+        </w:tabs>
+        <w:ind w:left="5672" w:hanging="283"/>
+      </w:pPr>
+      <w:rPr/>
+    </w:lvl>
+    <w:lvl w:ilvl="8">
+      <w:start w:val="1"/>
+      <w:numFmt w:val="decimal"/>
+      <w:lvlText w:val="%9."/>
+      <w:lvlJc w:val="left"/>
+      <w:pPr>
+        <w:tabs>
+          <w:tab w:val="num" w:pos="6381"/>
+        </w:tabs>
+        <w:ind w:left="6381" w:hanging="283"/>
+      </w:pPr>
+      <w:rPr/>
+    </w:lvl>
+  </w:abstractNum>
+  <w:abstractNum w:abstractNumId="6">
+    <w:lvl w:ilvl="0">
+      <w:start w:val="1"/>
+      <w:numFmt w:val="decimal"/>
+      <w:lvlText w:val="%1."/>
+      <w:lvlJc w:val="left"/>
+      <w:pPr>
+        <w:tabs>
+          <w:tab w:val="num" w:pos="709"/>
+        </w:tabs>
+        <w:ind w:left="709" w:hanging="283"/>
+      </w:pPr>
+      <w:rPr/>
+    </w:lvl>
+    <w:lvl w:ilvl="1">
+      <w:start w:val="1"/>
+      <w:numFmt w:val="decimal"/>
+      <w:lvlText w:val="%2."/>
+      <w:lvlJc w:val="left"/>
+      <w:pPr>
+        <w:tabs>
+          <w:tab w:val="num" w:pos="1418"/>
+        </w:tabs>
+        <w:ind w:left="1418" w:hanging="283"/>
+      </w:pPr>
+      <w:rPr/>
+    </w:lvl>
+    <w:lvl w:ilvl="2">
+      <w:start w:val="1"/>
+      <w:numFmt w:val="decimal"/>
+      <w:lvlText w:val="%3."/>
+      <w:lvlJc w:val="left"/>
+      <w:pPr>
+        <w:tabs>
+          <w:tab w:val="num" w:pos="2127"/>
+        </w:tabs>
+        <w:ind w:left="2127" w:hanging="283"/>
+      </w:pPr>
+      <w:rPr/>
+    </w:lvl>
+    <w:lvl w:ilvl="3">
+      <w:start w:val="1"/>
+      <w:numFmt w:val="decimal"/>
+      <w:lvlText w:val="%4."/>
+      <w:lvlJc w:val="left"/>
+      <w:pPr>
+        <w:tabs>
+          <w:tab w:val="num" w:pos="2836"/>
+        </w:tabs>
+        <w:ind w:left="2836" w:hanging="283"/>
+      </w:pPr>
+      <w:rPr/>
+    </w:lvl>
+    <w:lvl w:ilvl="4">
+      <w:start w:val="1"/>
+      <w:numFmt w:val="decimal"/>
+      <w:lvlText w:val="%5."/>
+      <w:lvlJc w:val="left"/>
+      <w:pPr>
+        <w:tabs>
+          <w:tab w:val="num" w:pos="3545"/>
+        </w:tabs>
+        <w:ind w:left="3545" w:hanging="283"/>
+      </w:pPr>
+      <w:rPr/>
+    </w:lvl>
+    <w:lvl w:ilvl="5">
+      <w:start w:val="1"/>
+      <w:numFmt w:val="decimal"/>
+      <w:lvlText w:val="%6."/>
+      <w:lvlJc w:val="left"/>
+      <w:pPr>
+        <w:tabs>
+          <w:tab w:val="num" w:pos="4254"/>
+        </w:tabs>
+        <w:ind w:left="4254" w:hanging="283"/>
+      </w:pPr>
+      <w:rPr/>
+    </w:lvl>
+    <w:lvl w:ilvl="6">
+      <w:start w:val="1"/>
+      <w:numFmt w:val="decimal"/>
+      <w:lvlText w:val="%7."/>
+      <w:lvlJc w:val="left"/>
+      <w:pPr>
+        <w:tabs>
+          <w:tab w:val="num" w:pos="4963"/>
+        </w:tabs>
+        <w:ind w:left="4963" w:hanging="283"/>
+      </w:pPr>
+      <w:rPr/>
+    </w:lvl>
+    <w:lvl w:ilvl="7">
+      <w:start w:val="1"/>
+      <w:numFmt w:val="decimal"/>
+      <w:lvlText w:val="%8."/>
+      <w:lvlJc w:val="left"/>
+      <w:pPr>
+        <w:tabs>
+          <w:tab w:val="num" w:pos="5672"/>
+        </w:tabs>
+        <w:ind w:left="5672" w:hanging="283"/>
+      </w:pPr>
+      <w:rPr/>
+    </w:lvl>
+    <w:lvl w:ilvl="8">
+      <w:start w:val="1"/>
+      <w:numFmt w:val="decimal"/>
+      <w:lvlText w:val="%9."/>
+      <w:lvlJc w:val="left"/>
+      <w:pPr>
+        <w:tabs>
+          <w:tab w:val="num" w:pos="6381"/>
+        </w:tabs>
+        <w:ind w:left="6381" w:hanging="283"/>
+      </w:pPr>
+      <w:rPr/>
+    </w:lvl>
+  </w:abstractNum>
   <w:abstractNum w:abstractNumId="7">
+    <w:lvl w:ilvl="0">
+      <w:start w:val="1"/>
+      <w:numFmt w:val="decimal"/>
+      <w:lvlText w:val="%1."/>
+      <w:lvlJc w:val="left"/>
+      <w:pPr>
+        <w:tabs>
+          <w:tab w:val="num" w:pos="709"/>
+        </w:tabs>
+        <w:ind w:left="709" w:hanging="283"/>
+      </w:pPr>
+      <w:rPr/>
+    </w:lvl>
+    <w:lvl w:ilvl="1">
+      <w:start w:val="1"/>
+      <w:numFmt w:val="decimal"/>
+      <w:lvlText w:val="%2."/>
+      <w:lvlJc w:val="left"/>
+      <w:pPr>
+        <w:tabs>
+          <w:tab w:val="num" w:pos="1418"/>
+        </w:tabs>
+        <w:ind w:left="1418" w:hanging="283"/>
+      </w:pPr>
+      <w:rPr/>
+    </w:lvl>
+    <w:lvl w:ilvl="2">
+      <w:start w:val="1"/>
+      <w:numFmt w:val="decimal"/>
+      <w:lvlText w:val="%3."/>
+      <w:lvlJc w:val="left"/>
+      <w:pPr>
+        <w:tabs>
+          <w:tab w:val="num" w:pos="2127"/>
+        </w:tabs>
+        <w:ind w:left="2127" w:hanging="283"/>
+      </w:pPr>
+      <w:rPr/>
+    </w:lvl>
+    <w:lvl w:ilvl="3">
+      <w:start w:val="1"/>
+      <w:numFmt w:val="decimal"/>
+      <w:lvlText w:val="%4."/>
+      <w:lvlJc w:val="left"/>
+      <w:pPr>
+        <w:tabs>
+          <w:tab w:val="num" w:pos="2836"/>
+        </w:tabs>
+        <w:ind w:left="2836" w:hanging="283"/>
+      </w:pPr>
+      <w:rPr/>
+    </w:lvl>
+    <w:lvl w:ilvl="4">
+      <w:start w:val="1"/>
+      <w:numFmt w:val="decimal"/>
+      <w:lvlText w:val="%5."/>
+      <w:lvlJc w:val="left"/>
+      <w:pPr>
+        <w:tabs>
+          <w:tab w:val="num" w:pos="3545"/>
+        </w:tabs>
+        <w:ind w:left="3545" w:hanging="283"/>
+      </w:pPr>
+      <w:rPr/>
+    </w:lvl>
+    <w:lvl w:ilvl="5">
+      <w:start w:val="1"/>
+      <w:numFmt w:val="decimal"/>
+      <w:lvlText w:val="%6."/>
+      <w:lvlJc w:val="left"/>
+      <w:pPr>
+        <w:tabs>
+          <w:tab w:val="num" w:pos="4254"/>
+        </w:tabs>
+        <w:ind w:left="4254" w:hanging="283"/>
+      </w:pPr>
+      <w:rPr/>
+    </w:lvl>
+    <w:lvl w:ilvl="6">
+      <w:start w:val="1"/>
+      <w:numFmt w:val="decimal"/>
+      <w:lvlText w:val="%7."/>
+      <w:lvlJc w:val="left"/>
+      <w:pPr>
+        <w:tabs>
+          <w:tab w:val="num" w:pos="4963"/>
+        </w:tabs>
+        <w:ind w:left="4963" w:hanging="283"/>
+      </w:pPr>
+      <w:rPr/>
+    </w:lvl>
+    <w:lvl w:ilvl="7">
+      <w:start w:val="1"/>
+      <w:numFmt w:val="decimal"/>
+      <w:lvlText w:val="%8."/>
+      <w:lvlJc w:val="left"/>
+      <w:pPr>
+        <w:tabs>
+          <w:tab w:val="num" w:pos="5672"/>
+        </w:tabs>
+        <w:ind w:left="5672" w:hanging="283"/>
+      </w:pPr>
+      <w:rPr/>
+    </w:lvl>
+    <w:lvl w:ilvl="8">
+      <w:start w:val="1"/>
+      <w:numFmt w:val="decimal"/>
+      <w:lvlText w:val="%9."/>
+      <w:lvlJc w:val="left"/>
+      <w:pPr>
+        <w:tabs>
+          <w:tab w:val="num" w:pos="6381"/>
+        </w:tabs>
+        <w:ind w:left="6381" w:hanging="283"/>
+      </w:pPr>
+      <w:rPr/>
+    </w:lvl>
+  </w:abstractNum>
+  <w:abstractNum w:abstractNumId="8">
+    <w:lvl w:ilvl="0">
+      <w:start w:val="1"/>
+      <w:numFmt w:val="decimal"/>
+      <w:lvlText w:val="%1."/>
+      <w:lvlJc w:val="left"/>
+      <w:pPr>
+        <w:tabs>
+          <w:tab w:val="num" w:pos="709"/>
+        </w:tabs>
+        <w:ind w:left="709" w:hanging="283"/>
+      </w:pPr>
+      <w:rPr/>
+    </w:lvl>
+    <w:lvl w:ilvl="1">
+      <w:start w:val="1"/>
+      <w:numFmt w:val="decimal"/>
+      <w:lvlText w:val="%2."/>
+      <w:lvlJc w:val="left"/>
+      <w:pPr>
+        <w:tabs>
+          <w:tab w:val="num" w:pos="1418"/>
+        </w:tabs>
+        <w:ind w:left="1418" w:hanging="283"/>
+      </w:pPr>
+      <w:rPr/>
+    </w:lvl>
+    <w:lvl w:ilvl="2">
+      <w:start w:val="1"/>
+      <w:numFmt w:val="decimal"/>
+      <w:lvlText w:val="%3."/>
+      <w:lvlJc w:val="left"/>
+      <w:pPr>
+        <w:tabs>
+          <w:tab w:val="num" w:pos="2127"/>
+        </w:tabs>
+        <w:ind w:left="2127" w:hanging="283"/>
+      </w:pPr>
+      <w:rPr/>
+    </w:lvl>
+    <w:lvl w:ilvl="3">
+      <w:start w:val="1"/>
+      <w:numFmt w:val="decimal"/>
+      <w:lvlText w:val="%4."/>
+      <w:lvlJc w:val="left"/>
+      <w:pPr>
+        <w:tabs>
+          <w:tab w:val="num" w:pos="2836"/>
+        </w:tabs>
+        <w:ind w:left="2836" w:hanging="283"/>
+      </w:pPr>
+      <w:rPr/>
+    </w:lvl>
+    <w:lvl w:ilvl="4">
+      <w:start w:val="1"/>
+      <w:numFmt w:val="decimal"/>
+      <w:lvlText w:val="%5."/>
+      <w:lvlJc w:val="left"/>
+      <w:pPr>
+        <w:tabs>
+          <w:tab w:val="num" w:pos="3545"/>
+        </w:tabs>
+        <w:ind w:left="3545" w:hanging="283"/>
+      </w:pPr>
+      <w:rPr/>
+    </w:lvl>
+    <w:lvl w:ilvl="5">
+      <w:start w:val="1"/>
+      <w:numFmt w:val="decimal"/>
+      <w:lvlText w:val="%6."/>
+      <w:lvlJc w:val="left"/>
+      <w:pPr>
+        <w:tabs>
+          <w:tab w:val="num" w:pos="4254"/>
+        </w:tabs>
+        <w:ind w:left="4254" w:hanging="283"/>
+      </w:pPr>
+      <w:rPr/>
+    </w:lvl>
+    <w:lvl w:ilvl="6">
+      <w:start w:val="1"/>
+      <w:numFmt w:val="decimal"/>
+      <w:lvlText w:val="%7."/>
+      <w:lvlJc w:val="left"/>
+      <w:pPr>
+        <w:tabs>
+          <w:tab w:val="num" w:pos="4963"/>
+        </w:tabs>
+        <w:ind w:left="4963" w:hanging="283"/>
+      </w:pPr>
+      <w:rPr/>
+    </w:lvl>
+    <w:lvl w:ilvl="7">
+      <w:start w:val="1"/>
+      <w:numFmt w:val="decimal"/>
+      <w:lvlText w:val="%8."/>
+      <w:lvlJc w:val="left"/>
+      <w:pPr>
+        <w:tabs>
+          <w:tab w:val="num" w:pos="5672"/>
+        </w:tabs>
+        <w:ind w:left="5672" w:hanging="283"/>
+      </w:pPr>
+      <w:rPr/>
+    </w:lvl>
+    <w:lvl w:ilvl="8">
+      <w:start w:val="1"/>
+      <w:numFmt w:val="decimal"/>
+      <w:lvlText w:val="%9."/>
+      <w:lvlJc w:val="left"/>
+      <w:pPr>
+        <w:tabs>
+          <w:tab w:val="num" w:pos="6381"/>
+        </w:tabs>
+        <w:ind w:left="6381" w:hanging="283"/>
+      </w:pPr>
+      <w:rPr/>
+    </w:lvl>
+  </w:abstractNum>
+  <w:abstractNum w:abstractNumId="9">
+    <w:lvl w:ilvl="0">
+      <w:start w:val="1"/>
+      <w:numFmt w:val="bullet"/>
+      <w:lvlText w:val=""/>
+      <w:lvlJc w:val="left"/>
+      <w:pPr>
+        <w:tabs>
+          <w:tab w:val="num" w:pos="709"/>
+        </w:tabs>
+        <w:ind w:left="709" w:hanging="283"/>
+      </w:pPr>
+      <w:rPr>
+        <w:rFonts w:ascii="Symbol" w:hAnsi="Symbol" w:cs="Symbol" w:hint="default"/>
+      </w:rPr>
+    </w:lvl>
+    <w:lvl w:ilvl="1">
+      <w:start w:val="1"/>
+      <w:numFmt w:val="bullet"/>
+      <w:lvlText w:val=""/>
+      <w:lvlJc w:val="left"/>
+      <w:pPr>
+        <w:tabs>
+          <w:tab w:val="num" w:pos="1418"/>
+        </w:tabs>
+        <w:ind w:left="1418" w:hanging="283"/>
+      </w:pPr>
+      <w:rPr>
+        <w:rFonts w:ascii="Symbol" w:hAnsi="Symbol" w:cs="Symbol" w:hint="default"/>
+      </w:rPr>
+    </w:lvl>
+    <w:lvl w:ilvl="2">
+      <w:start w:val="1"/>
+      <w:numFmt w:val="bullet"/>
+      <w:lvlText w:val=""/>
+      <w:lvlJc w:val="left"/>
+      <w:pPr>
+        <w:tabs>
+          <w:tab w:val="num" w:pos="2127"/>
+        </w:tabs>
+        <w:ind w:left="2127" w:hanging="283"/>
+      </w:pPr>
+      <w:rPr>
+        <w:rFonts w:ascii="Symbol" w:hAnsi="Symbol" w:cs="Symbol" w:hint="default"/>
+      </w:rPr>
+    </w:lvl>
+    <w:lvl w:ilvl="3">
+      <w:start w:val="1"/>
+      <w:numFmt w:val="bullet"/>
+      <w:lvlText w:val=""/>
+      <w:lvlJc w:val="left"/>
+      <w:pPr>
+        <w:tabs>
+          <w:tab w:val="num" w:pos="2836"/>
+        </w:tabs>
+        <w:ind w:left="2836" w:hanging="283"/>
+      </w:pPr>
+      <w:rPr>
+        <w:rFonts w:ascii="Symbol" w:hAnsi="Symbol" w:cs="Symbol" w:hint="default"/>
+      </w:rPr>
+    </w:lvl>
+    <w:lvl w:ilvl="4">
+      <w:start w:val="1"/>
+      <w:numFmt w:val="bullet"/>
+      <w:lvlText w:val=""/>
+      <w:lvlJc w:val="left"/>
+      <w:pPr>
+        <w:tabs>
+          <w:tab w:val="num" w:pos="3545"/>
+        </w:tabs>
+        <w:ind w:left="3545" w:hanging="283"/>
+      </w:pPr>
+      <w:rPr>
+        <w:rFonts w:ascii="Symbol" w:hAnsi="Symbol" w:cs="Symbol" w:hint="default"/>
+      </w:rPr>
+    </w:lvl>
+    <w:lvl w:ilvl="5">
+      <w:start w:val="1"/>
+      <w:numFmt w:val="bullet"/>
+      <w:lvlText w:val=""/>
+      <w:lvlJc w:val="left"/>
+      <w:pPr>
+        <w:tabs>
+          <w:tab w:val="num" w:pos="4254"/>
+        </w:tabs>
+        <w:ind w:left="4254" w:hanging="283"/>
+      </w:pPr>
+      <w:rPr>
+        <w:rFonts w:ascii="Symbol" w:hAnsi="Symbol" w:cs="Symbol" w:hint="default"/>
+      </w:rPr>
+    </w:lvl>
+    <w:lvl w:ilvl="6">
+      <w:start w:val="1"/>
+      <w:numFmt w:val="bullet"/>
+      <w:lvlText w:val=""/>
+      <w:lvlJc w:val="left"/>
+      <w:pPr>
+        <w:tabs>
+          <w:tab w:val="num" w:pos="4963"/>
+        </w:tabs>
+        <w:ind w:left="4963" w:hanging="283"/>
+      </w:pPr>
+      <w:rPr>
+        <w:rFonts w:ascii="Symbol" w:hAnsi="Symbol" w:cs="Symbol" w:hint="default"/>
+      </w:rPr>
+    </w:lvl>
+    <w:lvl w:ilvl="7">
+      <w:start w:val="1"/>
+      <w:numFmt w:val="bullet"/>
+      <w:lvlText w:val=""/>
+      <w:lvlJc w:val="left"/>
+      <w:pPr>
+        <w:tabs>
+          <w:tab w:val="num" w:pos="5672"/>
+        </w:tabs>
+        <w:ind w:left="5672" w:hanging="283"/>
+      </w:pPr>
+      <w:rPr>
+        <w:rFonts w:ascii="Symbol" w:hAnsi="Symbol" w:cs="Symbol" w:hint="default"/>
+      </w:rPr>
+    </w:lvl>
+    <w:lvl w:ilvl="8">
+      <w:start w:val="1"/>
+      <w:numFmt w:val="bullet"/>
+      <w:lvlText w:val=""/>
+      <w:lvlJc w:val="left"/>
+      <w:pPr>
+        <w:tabs>
+          <w:tab w:val="num" w:pos="6381"/>
+        </w:tabs>
+        <w:ind w:left="6381" w:hanging="283"/>
+      </w:pPr>
+      <w:rPr>
+        <w:rFonts w:ascii="Symbol" w:hAnsi="Symbol" w:cs="Symbol" w:hint="default"/>
+      </w:rPr>
+    </w:lvl>
+  </w:abstractNum>
+  <w:abstractNum w:abstractNumId="10">
     <w:lvl w:ilvl="0">
       <w:start w:val="1"/>
       <w:numFmt w:val="none"/>
@@ -8036,6 +9234,15 @@
   </w:num>
   <w:num w:numId="7">
     <w:abstractNumId w:val="7"/>
+  </w:num>
+  <w:num w:numId="8">
+    <w:abstractNumId w:val="8"/>
+  </w:num>
+  <w:num w:numId="9">
+    <w:abstractNumId w:val="9"/>
+  </w:num>
+  <w:num w:numId="10">
+    <w:abstractNumId w:val="10"/>
   </w:num>
 </w:numbering>
 </file>
@@ -8165,17 +9372,17 @@
       <w:bCs/>
     </w:rPr>
   </w:style>
+  <w:style w:type="character" w:styleId="NumberingSymbols">
+    <w:name w:val="Numbering Symbols"/>
+    <w:qFormat/>
+    <w:rPr/>
+  </w:style>
   <w:style w:type="character" w:styleId="Bullets">
     <w:name w:val="Bullets"/>
     <w:qFormat/>
     <w:rPr>
       <w:rFonts w:ascii="OpenSymbol" w:hAnsi="OpenSymbol" w:eastAsia="OpenSymbol" w:cs="OpenSymbol"/>
     </w:rPr>
-  </w:style>
-  <w:style w:type="character" w:styleId="NumberingSymbols">
-    <w:name w:val="Numbering Symbols"/>
-    <w:qFormat/>
-    <w:rPr/>
   </w:style>
   <w:style w:type="character" w:styleId="Hyperlink">
     <w:name w:val="Hyperlink"/>

--- a/docs/使用说明.docx
+++ b/docs/使用说明.docx
@@ -7872,7 +7872,61 @@
       </w:pPr>
       <w:r>
         <w:rPr/>
-        <w:t xml:space="preserve">仓库里的界面截图和风格预览图都是演示或合成素材，不含真实项目内容。 </w:t>
+        <w:t>仓库里的界面截图取自中性演示数据；</w:t>
+      </w:r>
+      <w:r>
+        <w:rPr>
+          <w:rStyle w:val="SourceText"/>
+        </w:rPr>
+        <w:t>style-packs/*/previews/</w:t>
+      </w:r>
+      <w:r>
+        <w:rPr/>
+        <w:t xml:space="preserve"> </w:t>
+      </w:r>
+      <w:r>
+        <w:rPr/>
+        <w:t xml:space="preserve">是各风格的真实样例页。 </w:t>
+      </w:r>
+    </w:p>
+    <w:p>
+      <w:pPr>
+        <w:pStyle w:val="BodyText"/>
+        <w:numPr>
+          <w:ilvl w:val="0"/>
+          <w:numId w:val="9"/>
+        </w:numPr>
+        <w:tabs>
+          <w:tab w:val="clear" w:pos="709"/>
+          <w:tab w:val="left" w:pos="859" w:leader="none"/>
+        </w:tabs>
+        <w:bidi w:val="0"/>
+        <w:spacing w:before="150" w:after="0"/>
+        <w:ind w:hanging="283" w:left="859"/>
+        <w:jc w:val="left"/>
+        <w:rPr/>
+      </w:pPr>
+      <w:r>
+        <w:rPr/>
+        <w:t xml:space="preserve">若某台机器想用另一套风格预览图，放进 </w:t>
+      </w:r>
+      <w:r>
+        <w:rPr>
+          <w:rStyle w:val="SourceText"/>
+        </w:rPr>
+        <w:t>style-packs/styles//previews-local/</w:t>
+      </w:r>
+      <w:r>
+        <w:rPr/>
+        <w:t xml:space="preserve">（已被 </w:t>
+      </w:r>
+      <w:r>
+        <w:rPr/>
+        <w:t xml:space="preserve">.gitignore </w:t>
+      </w:r>
+      <w:r>
+        <w:rPr/>
+        <w:t xml:space="preserve">排除），服务端会优先使用它，不会进仓库。 </w:t>
       </w:r>
     </w:p>
     <w:p>

--- a/docs/使用说明.docx
+++ b/docs/使用说明.docx
@@ -5894,7 +5894,7 @@
       </w:r>
       <w:r>
         <w:rPr/>
-        <w:t>用量账本</w:t>
+        <w:t>用量与费用口径</w:t>
       </w:r>
     </w:p>
     <w:p>
@@ -5910,7 +5910,7 @@
           <wp:inline distT="0" distB="0" distL="0" distR="0">
             <wp:extent cx="5905500" cy="5334000"/>
             <wp:effectExtent l="0" t="0" r="0" b="0"/>
-            <wp:docPr id="15" name="Image15" descr="用量账本"/>
+            <wp:docPr id="15" name="Image15" descr="用量"/>
             <wp:cNvGraphicFramePr>
               <a:graphicFrameLocks xmlns:a="http://schemas.openxmlformats.org/drawingml/2006/main" noChangeAspect="1"/>
             </wp:cNvGraphicFramePr>
@@ -5918,7 +5918,7 @@
               <a:graphicData uri="http://schemas.openxmlformats.org/drawingml/2006/picture">
                 <pic:pic xmlns:pic="http://schemas.openxmlformats.org/drawingml/2006/picture">
                   <pic:nvPicPr>
-                    <pic:cNvPr id="15" name="Image15" descr="用量账本"/>
+                    <pic:cNvPr id="15" name="Image15" descr="用量"/>
                     <pic:cNvPicPr>
                       <a:picLocks noChangeAspect="1" noChangeArrowheads="1"/>
                     </pic:cNvPicPr>
@@ -5955,31 +5955,39 @@
       </w:pPr>
       <w:r>
         <w:rPr/>
-        <w:t xml:space="preserve">按动作、供应商、项目汇总，支持「本月」和「全部」。每条记录带 </w:t>
-      </w:r>
-      <w:r>
-        <w:rPr/>
-        <w:t>provider</w:t>
-      </w:r>
-      <w:r>
-        <w:rPr/>
-        <w:t>、</w:t>
-      </w:r>
-      <w:r>
-        <w:rPr/>
-        <w:t>model</w:t>
-      </w:r>
-      <w:r>
-        <w:rPr/>
-        <w:t>、</w:t>
-      </w:r>
-      <w:r>
-        <w:rPr/>
-        <w:t>size</w:t>
-      </w:r>
-      <w:r>
-        <w:rPr/>
-        <w:t>、费用、耗时和是否成功。</w:t>
+        <w:t xml:space="preserve">顶部是所选时间范围（今日 </w:t>
+      </w:r>
+      <w:r>
+        <w:rPr/>
+        <w:t xml:space="preserve">/ </w:t>
+      </w:r>
+      <w:r>
+        <w:rPr/>
+        <w:t xml:space="preserve">本周 </w:t>
+      </w:r>
+      <w:r>
+        <w:rPr/>
+        <w:t xml:space="preserve">/ </w:t>
+      </w:r>
+      <w:r>
+        <w:rPr/>
+        <w:t xml:space="preserve">本月 </w:t>
+      </w:r>
+      <w:r>
+        <w:rPr/>
+        <w:t xml:space="preserve">/ </w:t>
+      </w:r>
+      <w:r>
+        <w:rPr/>
+        <w:t xml:space="preserve">全部）的成本、生成次数与平均耗时，再往下是按供应商汇总的金额 </w:t>
+      </w:r>
+      <w:r>
+        <w:rPr/>
+        <w:t>TOP 3</w:t>
+      </w:r>
+      <w:r>
+        <w:rPr/>
+        <w:t>。</w:t>
       </w:r>
     </w:p>
     <w:p>
@@ -5999,7 +6007,7 @@
       </w:r>
       <w:r>
         <w:rPr/>
-        <w:t>，页面会写明不代表免费。失败调用同样入账，真实成本以供应商账单为准。</w:t>
+        <w:t>，页面会写明这不代表免费。失败调用同样入账，真实成本以供应商账单为准。</w:t>
       </w:r>
     </w:p>
     <w:p>

--- a/docs/使用说明.docx
+++ b/docs/使用说明.docx
@@ -6766,6 +6766,80 @@
       <w:r>
         <w:rPr/>
         <w:t>自检</w:t>
+      </w:r>
+    </w:p>
+    <w:p>
+      <w:pPr>
+        <w:pStyle w:val="BodyText"/>
+        <w:bidi w:val="0"/>
+        <w:jc w:val="left"/>
+        <w:rPr/>
+      </w:pPr>
+      <w:r>
+        <w:rPr/>
+        <w:t>第一次跑之前先启动一次服务：</w:t>
+      </w:r>
+      <w:r>
+        <w:rPr>
+          <w:rStyle w:val="SourceText"/>
+        </w:rPr>
+        <w:t>bash server/start-lan.sh</w:t>
+      </w:r>
+      <w:r>
+        <w:rPr/>
+        <w:t xml:space="preserve">。它会装好 </w:t>
+      </w:r>
+      <w:r>
+        <w:rPr/>
+        <w:t xml:space="preserve">Python </w:t>
+      </w:r>
+      <w:r>
+        <w:rPr/>
+        <w:t xml:space="preserve">依赖与 </w:t>
+      </w:r>
+      <w:r>
+        <w:rPr>
+          <w:rStyle w:val="SourceText"/>
+        </w:rPr>
+        <w:t>server/pptx</w:t>
+      </w:r>
+      <w:r>
+        <w:rPr/>
+        <w:t xml:space="preserve"> </w:t>
+      </w:r>
+      <w:r>
+        <w:rPr/>
+        <w:t>的</w:t>
+      </w:r>
+    </w:p>
+    <w:p>
+      <w:pPr>
+        <w:pStyle w:val="BodyText"/>
+        <w:bidi w:val="0"/>
+        <w:jc w:val="left"/>
+        <w:rPr/>
+      </w:pPr>
+      <w:r>
+        <w:rPr/>
+        <w:t>PptxGenJS</w:t>
+      </w:r>
+      <w:r>
+        <w:rPr/>
+        <w:t>（原生可编辑导出要用）；没装就跑自检，会有几条用例失败，</w:t>
+      </w:r>
+      <w:r>
+        <w:rPr>
+          <w:rStyle w:val="SourceText"/>
+        </w:rPr>
+        <w:t>tools/verify_all.py</w:t>
+      </w:r>
+      <w:r>
+        <w:rPr/>
+        <w:t xml:space="preserve"> </w:t>
+      </w:r>
+      <w:r>
+        <w:rPr/>
+        <w:t>也会提示原因。</w:t>
       </w:r>
     </w:p>
     <w:p>

--- a/docs/使用说明.docx
+++ b/docs/使用说明.docx
@@ -1608,6 +1608,80 @@
       <w:r>
         <w:rPr/>
         <w:t>依赖。</w:t>
+      </w:r>
+    </w:p>
+    <w:p>
+      <w:pPr>
+        <w:pStyle w:val="BodyText"/>
+        <w:bidi w:val="0"/>
+        <w:jc w:val="left"/>
+        <w:rPr/>
+      </w:pPr>
+      <w:r>
+        <w:rPr>
+          <w:rStyle w:val="Strong"/>
+        </w:rPr>
+        <w:t>首次启动要等一会儿</w:t>
+      </w:r>
+      <w:r>
+        <w:rPr/>
+        <w:t xml:space="preserve">（取决于网络，通常几分钟）：脚本会提示「首次启动：正在安装依赖」并每 </w:t>
+      </w:r>
+      <w:r>
+        <w:rPr/>
+        <w:t xml:space="preserve">30 </w:t>
+      </w:r>
+      <w:r>
+        <w:rPr/>
+        <w:t>秒报一次进度，装完自动就绪。</w:t>
+      </w:r>
+    </w:p>
+    <w:p>
+      <w:pPr>
+        <w:pStyle w:val="BodyText"/>
+        <w:bidi w:val="0"/>
+        <w:jc w:val="left"/>
+        <w:rPr/>
+      </w:pPr>
+      <w:r>
+        <w:rPr/>
+        <w:t xml:space="preserve">如果它报「启动未就绪」，多半是依赖还没装完——等安装跑完后重新执行一次 </w:t>
+      </w:r>
+      <w:r>
+        <w:rPr>
+          <w:rStyle w:val="SourceText"/>
+        </w:rPr>
+        <w:t>bash server/start-lan.sh</w:t>
+      </w:r>
+      <w:r>
+        <w:rPr/>
+        <w:t xml:space="preserve"> </w:t>
+      </w:r>
+      <w:r>
+        <w:rPr/>
+        <w:t>即可。</w:t>
+      </w:r>
+    </w:p>
+    <w:p>
+      <w:pPr>
+        <w:pStyle w:val="BodyText"/>
+        <w:bidi w:val="0"/>
+        <w:jc w:val="left"/>
+        <w:rPr/>
+      </w:pPr>
+      <w:r>
+        <w:rPr/>
+        <w:t>前端那一步（</w:t>
+      </w:r>
+      <w:r>
+        <w:rPr>
+          <w:rStyle w:val="SourceText"/>
+        </w:rPr>
+        <w:t>cd web &amp;&amp; npm install &amp;&amp; npm run build</w:t>
+      </w:r>
+      <w:r>
+        <w:rPr/>
+        <w:t>）需要自己先执行，否则页面打不开。</w:t>
       </w:r>
     </w:p>
     <w:p>

--- a/docs/使用说明.docx
+++ b/docs/使用说明.docx
@@ -7113,6 +7113,65 @@
           <w:rStyle w:val="SourceText"/>
         </w:rPr>
         <w:t>状态）</w:t>
+      </w:r>
+    </w:p>
+    <w:p>
+      <w:pPr>
+        <w:pStyle w:val="PreformattedText"/>
+        <w:bidi w:val="0"/>
+        <w:jc w:val="left"/>
+        <w:rPr/>
+      </w:pPr>
+      <w:r>
+        <w:rPr/>
+      </w:r>
+    </w:p>
+    <w:p>
+      <w:pPr>
+        <w:pStyle w:val="PreformattedText"/>
+        <w:bidi w:val="0"/>
+        <w:jc w:val="left"/>
+        <w:rPr/>
+      </w:pPr>
+      <w:r>
+        <w:rPr>
+          <w:rStyle w:val="SourceText"/>
+        </w:rPr>
+        <w:t xml:space="preserve"># </w:t>
+      </w:r>
+      <w:r>
+        <w:rPr>
+          <w:rStyle w:val="SourceText"/>
+        </w:rPr>
+        <w:t>建议在隔离实例上跑，不碰正式数据：</w:t>
+      </w:r>
+    </w:p>
+    <w:p>
+      <w:pPr>
+        <w:pStyle w:val="PreformattedText"/>
+        <w:bidi w:val="0"/>
+        <w:jc w:val="left"/>
+        <w:rPr/>
+      </w:pPr>
+      <w:r>
+        <w:rPr>
+          <w:rStyle w:val="SourceText"/>
+        </w:rPr>
+        <w:t>DECKFORGE_DATA=/tmp/df-e2e PORT=8660 bash server/start-lan.sh</w:t>
+      </w:r>
+    </w:p>
+    <w:p>
+      <w:pPr>
+        <w:pStyle w:val="PreformattedText"/>
+        <w:bidi w:val="0"/>
+        <w:jc w:val="left"/>
+        <w:rPr/>
+      </w:pPr>
+      <w:r>
+        <w:rPr>
+          <w:rStyle w:val="SourceText"/>
+        </w:rPr>
+        <w:t>DECKFORGE_DATA=/tmp/df-e2e DF_BASE=http://127.0.0.1:8660 .venv/bin/python tools/e2e_mvp.py</w:t>
       </w:r>
     </w:p>
     <w:p>
